--- a/DOCUMENTACION/ENTREGABLE #2.docx
+++ b/DOCUMENTACION/ENTREGABLE #2.docx
@@ -577,6 +577,444 @@
           <w:bCs/>
         </w:rPr>
       </w:pPr>
+    </w:p>
+    <w:p>
+      <w:pPr>
+        <w:rPr>
+          <w:b/>
+          <w:bCs/>
+        </w:rPr>
+      </w:pPr>
+      <w:r>
+        <w:rPr>
+          <w:b/>
+          <w:bCs/>
+        </w:rPr>
+        <w:br w:type="page"/>
+      </w:r>
+    </w:p>
+    <w:p>
+      <w:pPr>
+        <w:pStyle w:val="Prrafodelista"/>
+        <w:numPr>
+          <w:ilvl w:val="0"/>
+          <w:numId w:val="6"/>
+        </w:numPr>
+        <w:spacing w:line="360" w:lineRule="auto"/>
+        <w:rPr>
+          <w:b/>
+          <w:bCs/>
+          <w:vanish/>
+        </w:rPr>
+      </w:pPr>
+    </w:p>
+    <w:p>
+      <w:pPr>
+        <w:pStyle w:val="Prrafodelista"/>
+        <w:numPr>
+          <w:ilvl w:val="0"/>
+          <w:numId w:val="6"/>
+        </w:numPr>
+        <w:spacing w:line="360" w:lineRule="auto"/>
+        <w:rPr>
+          <w:b/>
+          <w:bCs/>
+          <w:vanish/>
+        </w:rPr>
+      </w:pPr>
+    </w:p>
+    <w:p>
+      <w:pPr>
+        <w:pStyle w:val="Prrafodelista"/>
+        <w:numPr>
+          <w:ilvl w:val="1"/>
+          <w:numId w:val="6"/>
+        </w:numPr>
+        <w:spacing w:line="360" w:lineRule="auto"/>
+        <w:jc w:val="center"/>
+        <w:rPr>
+          <w:b/>
+          <w:bCs/>
+        </w:rPr>
+      </w:pPr>
+      <w:r>
+        <w:rPr>
+          <w:b/>
+          <w:bCs/>
+        </w:rPr>
+        <w:t>INTRODUCCIÓN</w:t>
+      </w:r>
+    </w:p>
+    <w:p>
+      <w:pPr>
+        <w:spacing w:line="360" w:lineRule="auto"/>
+        <w:ind w:firstLine="360"/>
+        <w:jc w:val="both"/>
+      </w:pPr>
+      <w:r>
+        <w:t>El presente documento corresponde al levantamiento de requerimientos del proyecto profesional informático denominado SIGEPAN (Sistema Integral de Gestión para Panaderías), el cual será desarrollado para mejorar los procesos administrativos y operativos de una panadería mediante una plataforma web moderna y segura.</w:t>
+      </w:r>
+    </w:p>
+    <w:p>
+      <w:pPr>
+        <w:spacing w:line="360" w:lineRule="auto"/>
+        <w:ind w:firstLine="360"/>
+        <w:jc w:val="both"/>
+      </w:pPr>
+      <w:r>
+        <w:t>El proceso de levantamiento de requerimientos constituye una de las etapas más importantes dentro del ciclo de vida del desarrollo del software, ya que permite identificar las necesidades de la empresa, los problemas existentes y las funcionalidades de la empresa, los problemas existentes y las funcionalidades que deberá de cumplir el sistema para satisfacer los requerimientos del usuario final.</w:t>
+      </w:r>
+    </w:p>
+    <w:p>
+      <w:pPr>
+        <w:spacing w:line="360" w:lineRule="auto"/>
+        <w:ind w:firstLine="360"/>
+        <w:jc w:val="both"/>
+      </w:pPr>
+      <w:r>
+        <w:t>Actualmente. La empresa presenta diversas dificultades relacionadas con el manejo de facturación y administración de la información debido a que gran parte de los procesos se realizan manualmente o mediante herramientas poco eficientes. Esta situación provoca atrasos en la atención al cliente, errores en registros administrativos, dificultades en la organización de la información y poca facilidad para generar reportes de control.</w:t>
+      </w:r>
+    </w:p>
+    <w:p>
+      <w:pPr>
+        <w:spacing w:line="360" w:lineRule="auto"/>
+        <w:ind w:firstLine="360"/>
+        <w:jc w:val="both"/>
+      </w:pPr>
+      <w:r>
+        <w:t>Con el desarrollo del sistema SIGEPAN se busca automatizar los procesos de facturación, administración de clientes, control de productos y generación de reportes, permitiendo a la empresa contar con una herramienta tecnológica que facilite la gestión de la información y mejore la eficiencia operativa.</w:t>
+      </w:r>
+    </w:p>
+    <w:p>
+      <w:pPr>
+        <w:spacing w:line="360" w:lineRule="auto"/>
+        <w:ind w:firstLine="360"/>
+        <w:jc w:val="both"/>
+      </w:pPr>
+      <w:r>
+        <w:t xml:space="preserve">El sistema será desarrollado utilizando Python mediante el </w:t>
+      </w:r>
+      <w:proofErr w:type="spellStart"/>
+      <w:r>
+        <w:t>framework</w:t>
+      </w:r>
+      <w:proofErr w:type="spellEnd"/>
+      <w:r>
+        <w:t xml:space="preserve"> Django y el motor de base de datos MySQL, bajo un modelo Cliente/Servidor y arquitectura MVC, cumpliendo con los requerimientos establecidos tanto por la empresa como por el profesor del curso Proyecto Profesional Informático.</w:t>
+      </w:r>
+    </w:p>
+    <w:p>
+      <w:r>
+        <w:br w:type="page"/>
+      </w:r>
+    </w:p>
+    <w:p>
+      <w:pPr>
+        <w:pStyle w:val="Prrafodelista"/>
+        <w:numPr>
+          <w:ilvl w:val="1"/>
+          <w:numId w:val="6"/>
+        </w:numPr>
+        <w:spacing w:line="360" w:lineRule="auto"/>
+        <w:jc w:val="both"/>
+      </w:pPr>
+      <w:r>
+        <w:rPr>
+          <w:b/>
+          <w:bCs/>
+        </w:rPr>
+        <w:lastRenderedPageBreak/>
+        <w:t>ANÁLISIS DE LA SITUACION ACTUAL</w:t>
+      </w:r>
+    </w:p>
+    <w:p>
+      <w:pPr>
+        <w:spacing w:line="360" w:lineRule="auto"/>
+        <w:ind w:left="360" w:firstLine="348"/>
+        <w:jc w:val="both"/>
+      </w:pPr>
+      <w:r>
+        <w:t>Después de varias conversaciones realizadas con los encargados de la panadería, se logró determinar la necesidad de desarrollar un sistema web de facturación y administración denominado SIGEPAN, con el objetivo de mejorar el control y manejo de la información de la empresa.</w:t>
+      </w:r>
+    </w:p>
+    <w:p>
+      <w:pPr>
+        <w:spacing w:line="360" w:lineRule="auto"/>
+        <w:ind w:left="360" w:firstLine="348"/>
+        <w:jc w:val="both"/>
+      </w:pPr>
+      <w:r>
+        <w:t>Actualmente, muchos de los procesos administrativos son realizados de forma manual, utilizando anotaciones físicas o herramientas básicas que no permiten mantener un control eficiente de las operaciones diarias. Esta situación genera diversos problemas como perdida de información, errores en cálculos de ventas, atrasos en la atención al cliente y dificultades para consultar datos importantes relacionados con productos, clientes y facturación.</w:t>
+      </w:r>
+    </w:p>
+    <w:p>
+      <w:pPr>
+        <w:spacing w:line="360" w:lineRule="auto"/>
+        <w:ind w:left="360" w:firstLine="348"/>
+        <w:jc w:val="both"/>
+      </w:pPr>
+      <w:r>
+        <w:t>Asimismo, la empresa presenta limitaciones en el manejo de reportes administrativos, lo que dificulta la toma de decisiones y el seguimiento adecuado de las operaciones comerciales.</w:t>
+      </w:r>
+    </w:p>
+    <w:p>
+      <w:pPr>
+        <w:spacing w:line="360" w:lineRule="auto"/>
+        <w:ind w:left="360" w:firstLine="348"/>
+        <w:jc w:val="both"/>
+      </w:pPr>
+      <w:r>
+        <w:t xml:space="preserve">El sistema SIGEPAN será desarrollado como una aplicación web utilizando Python con el </w:t>
+      </w:r>
+      <w:proofErr w:type="spellStart"/>
+      <w:r>
+        <w:t>framework</w:t>
+      </w:r>
+      <w:proofErr w:type="spellEnd"/>
+      <w:r>
+        <w:t xml:space="preserve"> Django y el motor de base de datos MySQL </w:t>
+      </w:r>
+      <w:proofErr w:type="spellStart"/>
+      <w:r>
+        <w:t>Workbench</w:t>
+      </w:r>
+      <w:proofErr w:type="spellEnd"/>
+      <w:r>
+        <w:t>, bajo una arquitectura MVC y modelo Cliente/Servidor, permitiendo contar con una plataforma moderna, segura y adaptable a las necesidades de la</w:t>
+      </w:r>
+      <w:r>
+        <w:t xml:space="preserve"> </w:t>
+      </w:r>
+      <w:r>
+        <w:t>empresa.</w:t>
+      </w:r>
+    </w:p>
+    <w:p>
+      <w:pPr>
+        <w:spacing w:line="360" w:lineRule="auto"/>
+        <w:ind w:left="360" w:firstLine="348"/>
+        <w:jc w:val="both"/>
+      </w:pPr>
+      <w:r>
+        <w:t>Entre las principales ventajas que ofrecerá el sistema se encuentran:</w:t>
+      </w:r>
+    </w:p>
+    <w:p>
+      <w:pPr>
+        <w:pStyle w:val="Prrafodelista"/>
+        <w:numPr>
+          <w:ilvl w:val="0"/>
+          <w:numId w:val="7"/>
+        </w:numPr>
+        <w:spacing w:line="360" w:lineRule="auto"/>
+        <w:jc w:val="both"/>
+      </w:pPr>
+      <w:r>
+        <w:t>Automatización del proceso de facturación</w:t>
+      </w:r>
+    </w:p>
+    <w:p>
+      <w:pPr>
+        <w:pStyle w:val="Prrafodelista"/>
+        <w:numPr>
+          <w:ilvl w:val="0"/>
+          <w:numId w:val="7"/>
+        </w:numPr>
+        <w:spacing w:line="360" w:lineRule="auto"/>
+        <w:jc w:val="both"/>
+      </w:pPr>
+      <w:r>
+        <w:t>Mejor control de clientes y productos</w:t>
+      </w:r>
+    </w:p>
+    <w:p>
+      <w:pPr>
+        <w:pStyle w:val="Prrafodelista"/>
+        <w:numPr>
+          <w:ilvl w:val="0"/>
+          <w:numId w:val="7"/>
+        </w:numPr>
+        <w:spacing w:line="360" w:lineRule="auto"/>
+        <w:jc w:val="both"/>
+      </w:pPr>
+      <w:r>
+        <w:t>Generación de reportes administrativos</w:t>
+      </w:r>
+    </w:p>
+    <w:p>
+      <w:pPr>
+        <w:pStyle w:val="Prrafodelista"/>
+        <w:numPr>
+          <w:ilvl w:val="0"/>
+          <w:numId w:val="7"/>
+        </w:numPr>
+        <w:spacing w:line="360" w:lineRule="auto"/>
+        <w:jc w:val="both"/>
+      </w:pPr>
+      <w:r>
+        <w:t>Mayor seguridad en el manejo de la información</w:t>
+      </w:r>
+    </w:p>
+    <w:p>
+      <w:pPr>
+        <w:pStyle w:val="Prrafodelista"/>
+        <w:numPr>
+          <w:ilvl w:val="0"/>
+          <w:numId w:val="7"/>
+        </w:numPr>
+        <w:spacing w:line="360" w:lineRule="auto"/>
+        <w:jc w:val="both"/>
+      </w:pPr>
+      <w:r>
+        <w:t>Acceso rápido y organizado a los datos</w:t>
+      </w:r>
+    </w:p>
+    <w:p>
+      <w:pPr>
+        <w:pStyle w:val="Prrafodelista"/>
+        <w:numPr>
+          <w:ilvl w:val="0"/>
+          <w:numId w:val="7"/>
+        </w:numPr>
+        <w:spacing w:line="360" w:lineRule="auto"/>
+        <w:jc w:val="both"/>
+      </w:pPr>
+      <w:r>
+        <w:t>Reducción de errores administrativos</w:t>
+      </w:r>
+    </w:p>
+    <w:p>
+      <w:pPr>
+        <w:pStyle w:val="Prrafodelista"/>
+        <w:numPr>
+          <w:ilvl w:val="0"/>
+          <w:numId w:val="7"/>
+        </w:numPr>
+        <w:spacing w:line="360" w:lineRule="auto"/>
+        <w:jc w:val="both"/>
+      </w:pPr>
+      <w:r>
+        <w:t>Mejor control de ventas y movimientos del sistema</w:t>
+      </w:r>
+    </w:p>
+    <w:p>
+      <w:pPr>
+        <w:pStyle w:val="Prrafodelista"/>
+        <w:numPr>
+          <w:ilvl w:val="0"/>
+          <w:numId w:val="7"/>
+        </w:numPr>
+        <w:spacing w:line="360" w:lineRule="auto"/>
+        <w:jc w:val="both"/>
+      </w:pPr>
+      <w:r>
+        <w:t>Registro de usuarios y control de permisos.</w:t>
+      </w:r>
+    </w:p>
+    <w:p>
+      <w:pPr>
+        <w:spacing w:line="360" w:lineRule="auto"/>
+        <w:jc w:val="both"/>
+      </w:pPr>
+    </w:p>
+    <w:p>
+      <w:pPr>
+        <w:spacing w:line="360" w:lineRule="auto"/>
+        <w:jc w:val="both"/>
+      </w:pPr>
+    </w:p>
+    <w:p>
+      <w:pPr>
+        <w:spacing w:line="360" w:lineRule="auto"/>
+        <w:jc w:val="both"/>
+      </w:pPr>
+    </w:p>
+    <w:p>
+      <w:pPr>
+        <w:spacing w:line="360" w:lineRule="auto"/>
+        <w:jc w:val="both"/>
+      </w:pPr>
+    </w:p>
+    <w:p>
+      <w:pPr>
+        <w:pStyle w:val="Prrafodelista"/>
+        <w:numPr>
+          <w:ilvl w:val="1"/>
+          <w:numId w:val="6"/>
+        </w:numPr>
+        <w:spacing w:line="360" w:lineRule="auto"/>
+        <w:jc w:val="both"/>
+      </w:pPr>
+      <w:r>
+        <w:rPr>
+          <w:b/>
+          <w:bCs/>
+        </w:rPr>
+        <w:lastRenderedPageBreak/>
+        <w:t>LEVANTAMIENTO DE REQUERIMIENTOS</w:t>
+      </w:r>
+    </w:p>
+    <w:p>
+      <w:pPr>
+        <w:spacing w:line="360" w:lineRule="auto"/>
+        <w:ind w:left="360" w:firstLine="348"/>
+        <w:jc w:val="both"/>
+      </w:pPr>
+      <w:r>
+        <w:t>El levantamiento de requerimientos se realizó mediante conversaciones y reunión con los encargados de la panadería, con el objetivo de identificar las principales necesidades y funcionalidades requeridas para el desarrollo del sistema SIGEPAN.</w:t>
+      </w:r>
+    </w:p>
+    <w:p>
+      <w:pPr>
+        <w:spacing w:line="360" w:lineRule="auto"/>
+        <w:ind w:left="360" w:firstLine="348"/>
+        <w:jc w:val="both"/>
+      </w:pPr>
+      <w:r>
+        <w:t>Los requerimientos recopilados se clasifican en requerimientos funcionales y requerimientos no funcionales, permitiendo definir tantos las funciones principales del sistema como las características técnicas necesarias para su correcto funcionamiento.</w:t>
+      </w:r>
+    </w:p>
+    <w:p>
+      <w:pPr>
+        <w:pStyle w:val="Prrafodelista"/>
+        <w:numPr>
+          <w:ilvl w:val="2"/>
+          <w:numId w:val="6"/>
+        </w:numPr>
+        <w:spacing w:line="360" w:lineRule="auto"/>
+        <w:jc w:val="both"/>
+      </w:pPr>
+      <w:r>
+        <w:rPr>
+          <w:b/>
+          <w:bCs/>
+        </w:rPr>
+        <w:t>REQUERIMIENTOS FUNCIONALES (RF)</w:t>
+      </w:r>
+    </w:p>
+    <w:p>
+      <w:pPr>
+        <w:spacing w:line="360" w:lineRule="auto"/>
+        <w:jc w:val="both"/>
+      </w:pPr>
+    </w:p>
+    <w:p>
+      <w:pPr>
+        <w:pStyle w:val="Prrafodelista"/>
+        <w:numPr>
+          <w:ilvl w:val="2"/>
+          <w:numId w:val="6"/>
+        </w:numPr>
+        <w:spacing w:line="360" w:lineRule="auto"/>
+        <w:jc w:val="both"/>
+      </w:pPr>
+      <w:r>
+        <w:rPr>
+          <w:b/>
+          <w:bCs/>
+        </w:rPr>
+        <w:t>REQUERIMIENTOS NO FUNCIONALES (RNF)</w:t>
+      </w:r>
     </w:p>
     <w:sectPr>
       <w:headerReference w:type="default" r:id="rId8"/>
@@ -657,6 +1095,9 @@
     <w:pPr>
       <w:pStyle w:val="Piedepgina"/>
     </w:pPr>
+    <w:r>
+      <w:t>SIGEPAN desarrollado por Y&amp;C SYSTEMS</w:t>
+    </w:r>
   </w:p>
 </w:ftr>
 </file>
@@ -1150,6 +1591,123 @@
     </w:lvl>
   </w:abstractNum>
   <w:abstractNum w:abstractNumId="4" w15:restartNumberingAfterBreak="0">
+    <w:nsid w:val="51AB4AF2"/>
+    <w:multiLevelType w:val="multilevel"/>
+    <w:tmpl w:val="B48863EE"/>
+    <w:lvl w:ilvl="0">
+      <w:start w:val="1"/>
+      <w:numFmt w:val="decimal"/>
+      <w:lvlText w:val="%1."/>
+      <w:lvlJc w:val="left"/>
+      <w:pPr>
+        <w:ind w:left="360" w:hanging="360"/>
+      </w:pPr>
+      <w:rPr>
+        <w:rFonts w:hint="default"/>
+      </w:rPr>
+    </w:lvl>
+    <w:lvl w:ilvl="1">
+      <w:start w:val="1"/>
+      <w:numFmt w:val="decimal"/>
+      <w:lvlText w:val="%1.%2."/>
+      <w:lvlJc w:val="left"/>
+      <w:pPr>
+        <w:ind w:left="792" w:hanging="432"/>
+      </w:pPr>
+      <w:rPr>
+        <w:rFonts w:hint="default"/>
+        <w:b/>
+        <w:bCs/>
+      </w:rPr>
+    </w:lvl>
+    <w:lvl w:ilvl="2">
+      <w:start w:val="1"/>
+      <w:numFmt w:val="decimal"/>
+      <w:lvlText w:val="%1.%2.%3."/>
+      <w:lvlJc w:val="left"/>
+      <w:pPr>
+        <w:ind w:left="1224" w:hanging="504"/>
+      </w:pPr>
+      <w:rPr>
+        <w:rFonts w:hint="default"/>
+        <w:b/>
+        <w:bCs/>
+      </w:rPr>
+    </w:lvl>
+    <w:lvl w:ilvl="3">
+      <w:start w:val="1"/>
+      <w:numFmt w:val="decimal"/>
+      <w:lvlText w:val="%1.%2.%3.%4."/>
+      <w:lvlJc w:val="left"/>
+      <w:pPr>
+        <w:ind w:left="1728" w:hanging="648"/>
+      </w:pPr>
+      <w:rPr>
+        <w:rFonts w:hint="default"/>
+      </w:rPr>
+    </w:lvl>
+    <w:lvl w:ilvl="4">
+      <w:start w:val="1"/>
+      <w:numFmt w:val="decimal"/>
+      <w:lvlText w:val="%1.%2.%3.%4.%5."/>
+      <w:lvlJc w:val="left"/>
+      <w:pPr>
+        <w:ind w:left="2232" w:hanging="792"/>
+      </w:pPr>
+      <w:rPr>
+        <w:rFonts w:hint="default"/>
+      </w:rPr>
+    </w:lvl>
+    <w:lvl w:ilvl="5">
+      <w:start w:val="1"/>
+      <w:numFmt w:val="decimal"/>
+      <w:lvlText w:val="%1.%2.%3.%4.%5.%6."/>
+      <w:lvlJc w:val="left"/>
+      <w:pPr>
+        <w:ind w:left="2736" w:hanging="936"/>
+      </w:pPr>
+      <w:rPr>
+        <w:rFonts w:hint="default"/>
+      </w:rPr>
+    </w:lvl>
+    <w:lvl w:ilvl="6">
+      <w:start w:val="1"/>
+      <w:numFmt w:val="decimal"/>
+      <w:lvlText w:val="%1.%2.%3.%4.%5.%6.%7."/>
+      <w:lvlJc w:val="left"/>
+      <w:pPr>
+        <w:ind w:left="3240" w:hanging="1080"/>
+      </w:pPr>
+      <w:rPr>
+        <w:rFonts w:hint="default"/>
+      </w:rPr>
+    </w:lvl>
+    <w:lvl w:ilvl="7">
+      <w:start w:val="1"/>
+      <w:numFmt w:val="decimal"/>
+      <w:lvlText w:val="%1.%2.%3.%4.%5.%6.%7.%8."/>
+      <w:lvlJc w:val="left"/>
+      <w:pPr>
+        <w:ind w:left="3744" w:hanging="1224"/>
+      </w:pPr>
+      <w:rPr>
+        <w:rFonts w:hint="default"/>
+      </w:rPr>
+    </w:lvl>
+    <w:lvl w:ilvl="8">
+      <w:start w:val="1"/>
+      <w:numFmt w:val="decimal"/>
+      <w:lvlText w:val="%1.%2.%3.%4.%5.%6.%7.%8.%9."/>
+      <w:lvlJc w:val="left"/>
+      <w:pPr>
+        <w:ind w:left="4320" w:hanging="1440"/>
+      </w:pPr>
+      <w:rPr>
+        <w:rFonts w:hint="default"/>
+      </w:rPr>
+    </w:lvl>
+  </w:abstractNum>
+  <w:abstractNum w:abstractNumId="5" w15:restartNumberingAfterBreak="0">
     <w:nsid w:val="7A5139C2"/>
     <w:multiLevelType w:val="multilevel"/>
     <w:tmpl w:val="056AF956"/>
@@ -1263,6 +1821,119 @@
       </w:pPr>
       <w:rPr>
         <w:rFonts w:hint="default"/>
+      </w:rPr>
+    </w:lvl>
+  </w:abstractNum>
+  <w:abstractNum w:abstractNumId="6" w15:restartNumberingAfterBreak="0">
+    <w:nsid w:val="7E8D4AF5"/>
+    <w:multiLevelType w:val="hybridMultilevel"/>
+    <w:tmpl w:val="B84CB220"/>
+    <w:lvl w:ilvl="0" w:tplc="140A0001">
+      <w:start w:val="1"/>
+      <w:numFmt w:val="bullet"/>
+      <w:lvlText w:val=""/>
+      <w:lvlJc w:val="left"/>
+      <w:pPr>
+        <w:ind w:left="1428" w:hanging="360"/>
+      </w:pPr>
+      <w:rPr>
+        <w:rFonts w:ascii="Symbol" w:hAnsi="Symbol" w:hint="default"/>
+      </w:rPr>
+    </w:lvl>
+    <w:lvl w:ilvl="1" w:tplc="140A0003" w:tentative="1">
+      <w:start w:val="1"/>
+      <w:numFmt w:val="bullet"/>
+      <w:lvlText w:val="o"/>
+      <w:lvlJc w:val="left"/>
+      <w:pPr>
+        <w:ind w:left="2148" w:hanging="360"/>
+      </w:pPr>
+      <w:rPr>
+        <w:rFonts w:ascii="Courier New" w:hAnsi="Courier New" w:cs="Courier New" w:hint="default"/>
+      </w:rPr>
+    </w:lvl>
+    <w:lvl w:ilvl="2" w:tplc="140A0005" w:tentative="1">
+      <w:start w:val="1"/>
+      <w:numFmt w:val="bullet"/>
+      <w:lvlText w:val=""/>
+      <w:lvlJc w:val="left"/>
+      <w:pPr>
+        <w:ind w:left="2868" w:hanging="360"/>
+      </w:pPr>
+      <w:rPr>
+        <w:rFonts w:ascii="Wingdings" w:hAnsi="Wingdings" w:hint="default"/>
+      </w:rPr>
+    </w:lvl>
+    <w:lvl w:ilvl="3" w:tplc="140A0001" w:tentative="1">
+      <w:start w:val="1"/>
+      <w:numFmt w:val="bullet"/>
+      <w:lvlText w:val=""/>
+      <w:lvlJc w:val="left"/>
+      <w:pPr>
+        <w:ind w:left="3588" w:hanging="360"/>
+      </w:pPr>
+      <w:rPr>
+        <w:rFonts w:ascii="Symbol" w:hAnsi="Symbol" w:hint="default"/>
+      </w:rPr>
+    </w:lvl>
+    <w:lvl w:ilvl="4" w:tplc="140A0003" w:tentative="1">
+      <w:start w:val="1"/>
+      <w:numFmt w:val="bullet"/>
+      <w:lvlText w:val="o"/>
+      <w:lvlJc w:val="left"/>
+      <w:pPr>
+        <w:ind w:left="4308" w:hanging="360"/>
+      </w:pPr>
+      <w:rPr>
+        <w:rFonts w:ascii="Courier New" w:hAnsi="Courier New" w:cs="Courier New" w:hint="default"/>
+      </w:rPr>
+    </w:lvl>
+    <w:lvl w:ilvl="5" w:tplc="140A0005" w:tentative="1">
+      <w:start w:val="1"/>
+      <w:numFmt w:val="bullet"/>
+      <w:lvlText w:val=""/>
+      <w:lvlJc w:val="left"/>
+      <w:pPr>
+        <w:ind w:left="5028" w:hanging="360"/>
+      </w:pPr>
+      <w:rPr>
+        <w:rFonts w:ascii="Wingdings" w:hAnsi="Wingdings" w:hint="default"/>
+      </w:rPr>
+    </w:lvl>
+    <w:lvl w:ilvl="6" w:tplc="140A0001" w:tentative="1">
+      <w:start w:val="1"/>
+      <w:numFmt w:val="bullet"/>
+      <w:lvlText w:val=""/>
+      <w:lvlJc w:val="left"/>
+      <w:pPr>
+        <w:ind w:left="5748" w:hanging="360"/>
+      </w:pPr>
+      <w:rPr>
+        <w:rFonts w:ascii="Symbol" w:hAnsi="Symbol" w:hint="default"/>
+      </w:rPr>
+    </w:lvl>
+    <w:lvl w:ilvl="7" w:tplc="140A0003" w:tentative="1">
+      <w:start w:val="1"/>
+      <w:numFmt w:val="bullet"/>
+      <w:lvlText w:val="o"/>
+      <w:lvlJc w:val="left"/>
+      <w:pPr>
+        <w:ind w:left="6468" w:hanging="360"/>
+      </w:pPr>
+      <w:rPr>
+        <w:rFonts w:ascii="Courier New" w:hAnsi="Courier New" w:cs="Courier New" w:hint="default"/>
+      </w:rPr>
+    </w:lvl>
+    <w:lvl w:ilvl="8" w:tplc="140A0005" w:tentative="1">
+      <w:start w:val="1"/>
+      <w:numFmt w:val="bullet"/>
+      <w:lvlText w:val=""/>
+      <w:lvlJc w:val="left"/>
+      <w:pPr>
+        <w:ind w:left="7188" w:hanging="360"/>
+      </w:pPr>
+      <w:rPr>
+        <w:rFonts w:ascii="Wingdings" w:hAnsi="Wingdings" w:hint="default"/>
       </w:rPr>
     </w:lvl>
   </w:abstractNum>
@@ -1273,13 +1944,19 @@
     <w:abstractNumId w:val="1"/>
   </w:num>
   <w:num w:numId="3">
-    <w:abstractNumId w:val="4"/>
+    <w:abstractNumId w:val="5"/>
   </w:num>
   <w:num w:numId="4">
     <w:abstractNumId w:val="3"/>
   </w:num>
   <w:num w:numId="5">
     <w:abstractNumId w:val="2"/>
+  </w:num>
+  <w:num w:numId="6">
+    <w:abstractNumId w:val="4"/>
+  </w:num>
+  <w:num w:numId="7">
+    <w:abstractNumId w:val="6"/>
   </w:num>
 </w:numbering>
 </file>

--- a/DOCUMENTACION/ENTREGABLE #2.docx
+++ b/DOCUMENTACION/ENTREGABLE #2.docx
@@ -692,15 +692,7 @@
         <w:jc w:val="both"/>
       </w:pPr>
       <w:r>
-        <w:t xml:space="preserve">El sistema será desarrollado utilizando Python mediante el </w:t>
-      </w:r>
-      <w:proofErr w:type="spellStart"/>
-      <w:r>
-        <w:t>framework</w:t>
-      </w:r>
-      <w:proofErr w:type="spellEnd"/>
-      <w:r>
-        <w:t xml:space="preserve"> Django y el motor de base de datos MySQL, bajo un modelo Cliente/Servidor y arquitectura MVC, cumpliendo con los requerimientos establecidos tanto por la empresa como por el profesor del curso Proyecto Profesional Informático.</w:t>
+        <w:t>El sistema será desarrollado utilizando Python mediante el framework Django y el motor de base de datos MySQL, bajo un modelo Cliente/Servidor y arquitectura MVC, cumpliendo con los requerimientos establecidos tanto por la empresa como por el profesor del curso Proyecto Profesional Informático.</w:t>
       </w:r>
     </w:p>
     <w:p>
@@ -764,23 +756,7 @@
         <w:jc w:val="both"/>
       </w:pPr>
       <w:r>
-        <w:t xml:space="preserve">El sistema SIGEPAN será desarrollado como una aplicación web utilizando Python con el </w:t>
-      </w:r>
-      <w:proofErr w:type="spellStart"/>
-      <w:r>
-        <w:t>framework</w:t>
-      </w:r>
-      <w:proofErr w:type="spellEnd"/>
-      <w:r>
-        <w:t xml:space="preserve"> Django y el motor de base de datos MySQL </w:t>
-      </w:r>
-      <w:proofErr w:type="spellStart"/>
-      <w:r>
-        <w:t>Workbench</w:t>
-      </w:r>
-      <w:proofErr w:type="spellEnd"/>
-      <w:r>
-        <w:t>, bajo una arquitectura MVC y modelo Cliente/Servidor, permitiendo contar con una plataforma moderna, segura y adaptable a las necesidades de la</w:t>
+        <w:t>El sistema SIGEPAN será desarrollado como una aplicación web utilizando Python con el framework Django y el motor de base de datos MySQL Workbench, bajo una arquitectura MVC y modelo Cliente/Servidor, permitiendo contar con una plataforma moderna, segura y adaptable a las necesidades de la</w:t>
       </w:r>
       <w:r>
         <w:t xml:space="preserve"> </w:t>
@@ -997,6 +973,2084 @@
         <w:spacing w:line="360" w:lineRule="auto"/>
         <w:jc w:val="both"/>
       </w:pPr>
+      <w:r>
+        <w:t>RF-001 Login</w:t>
+      </w:r>
+    </w:p>
+    <w:p>
+      <w:pPr>
+        <w:spacing w:line="360" w:lineRule="auto"/>
+        <w:jc w:val="both"/>
+      </w:pPr>
+      <w:r>
+        <w:t>Descripción: Se requiere que el sistema permita el ingreso mediante usuario y contraseña previamente registrados. La contraseña deberá almacenarse de forma encriptada para garantizar la seguridad de la información.</w:t>
+      </w:r>
+    </w:p>
+    <w:tbl>
+      <w:tblPr>
+        <w:tblStyle w:val="Tablaconcuadrculaclara"/>
+        <w:tblW w:w="0" w:type="auto"/>
+        <w:tblLook w:val="04A0" w:firstRow="1" w:lastRow="0" w:firstColumn="1" w:lastColumn="0" w:noHBand="0" w:noVBand="1"/>
+      </w:tblPr>
+      <w:tblGrid>
+        <w:gridCol w:w="4981"/>
+        <w:gridCol w:w="4981"/>
+      </w:tblGrid>
+      <w:tr>
+        <w:tc>
+          <w:tcPr>
+            <w:tcW w:w="4981" w:type="dxa"/>
+          </w:tcPr>
+          <w:p>
+            <w:pPr>
+              <w:spacing w:line="360" w:lineRule="auto"/>
+              <w:jc w:val="both"/>
+              <w:rPr>
+                <w:b/>
+                <w:bCs/>
+              </w:rPr>
+            </w:pPr>
+            <w:bookmarkStart w:id="0" w:name="_Hlk230117338"/>
+            <w:r>
+              <w:rPr>
+                <w:b/>
+                <w:bCs/>
+              </w:rPr>
+              <w:t>Objeto</w:t>
+            </w:r>
+          </w:p>
+        </w:tc>
+        <w:tc>
+          <w:tcPr>
+            <w:tcW w:w="4981" w:type="dxa"/>
+          </w:tcPr>
+          <w:p>
+            <w:pPr>
+              <w:spacing w:line="360" w:lineRule="auto"/>
+              <w:jc w:val="both"/>
+              <w:rPr>
+                <w:b/>
+                <w:bCs/>
+              </w:rPr>
+            </w:pPr>
+            <w:r>
+              <w:rPr>
+                <w:b/>
+                <w:bCs/>
+              </w:rPr>
+              <w:t>Descripción</w:t>
+            </w:r>
+          </w:p>
+        </w:tc>
+      </w:tr>
+      <w:tr>
+        <w:tc>
+          <w:tcPr>
+            <w:tcW w:w="4981" w:type="dxa"/>
+          </w:tcPr>
+          <w:p>
+            <w:pPr>
+              <w:spacing w:line="360" w:lineRule="auto"/>
+              <w:jc w:val="both"/>
+            </w:pPr>
+            <w:r>
+              <w:t>Usuario</w:t>
+            </w:r>
+          </w:p>
+        </w:tc>
+        <w:tc>
+          <w:tcPr>
+            <w:tcW w:w="4981" w:type="dxa"/>
+          </w:tcPr>
+          <w:p>
+            <w:pPr>
+              <w:spacing w:line="360" w:lineRule="auto"/>
+              <w:jc w:val="both"/>
+            </w:pPr>
+            <w:r>
+              <w:t>Campo de texto para ingresar el usuario</w:t>
+            </w:r>
+          </w:p>
+        </w:tc>
+      </w:tr>
+      <w:tr>
+        <w:tc>
+          <w:tcPr>
+            <w:tcW w:w="4981" w:type="dxa"/>
+          </w:tcPr>
+          <w:p>
+            <w:pPr>
+              <w:spacing w:line="360" w:lineRule="auto"/>
+              <w:jc w:val="both"/>
+            </w:pPr>
+            <w:r>
+              <w:t>Contraseña</w:t>
+            </w:r>
+          </w:p>
+        </w:tc>
+        <w:tc>
+          <w:tcPr>
+            <w:tcW w:w="4981" w:type="dxa"/>
+          </w:tcPr>
+          <w:p>
+            <w:pPr>
+              <w:spacing w:line="360" w:lineRule="auto"/>
+              <w:jc w:val="both"/>
+            </w:pPr>
+            <w:r>
+              <w:t>Campo oculto para contraseña</w:t>
+            </w:r>
+          </w:p>
+        </w:tc>
+      </w:tr>
+      <w:tr>
+        <w:tc>
+          <w:tcPr>
+            <w:tcW w:w="4981" w:type="dxa"/>
+          </w:tcPr>
+          <w:p>
+            <w:pPr>
+              <w:spacing w:line="360" w:lineRule="auto"/>
+              <w:jc w:val="both"/>
+            </w:pPr>
+            <w:r>
+              <w:t>Botón ingresar</w:t>
+            </w:r>
+          </w:p>
+        </w:tc>
+        <w:tc>
+          <w:tcPr>
+            <w:tcW w:w="4981" w:type="dxa"/>
+          </w:tcPr>
+          <w:p>
+            <w:pPr>
+              <w:spacing w:line="360" w:lineRule="auto"/>
+              <w:jc w:val="both"/>
+            </w:pPr>
+            <w:r>
+              <w:t>Permite acceder al sistema</w:t>
+            </w:r>
+          </w:p>
+        </w:tc>
+      </w:tr>
+      <w:tr>
+        <w:tc>
+          <w:tcPr>
+            <w:tcW w:w="4981" w:type="dxa"/>
+          </w:tcPr>
+          <w:p>
+            <w:pPr>
+              <w:spacing w:line="360" w:lineRule="auto"/>
+              <w:jc w:val="both"/>
+            </w:pPr>
+            <w:r>
+              <w:t>Botón cancelar</w:t>
+            </w:r>
+          </w:p>
+        </w:tc>
+        <w:tc>
+          <w:tcPr>
+            <w:tcW w:w="4981" w:type="dxa"/>
+          </w:tcPr>
+          <w:p>
+            <w:pPr>
+              <w:spacing w:line="360" w:lineRule="auto"/>
+              <w:jc w:val="both"/>
+            </w:pPr>
+            <w:r>
+              <w:t>Limpia los datos ingresados</w:t>
+            </w:r>
+          </w:p>
+        </w:tc>
+      </w:tr>
+      <w:tr>
+        <w:tc>
+          <w:tcPr>
+            <w:tcW w:w="4981" w:type="dxa"/>
+          </w:tcPr>
+          <w:p>
+            <w:pPr>
+              <w:spacing w:line="360" w:lineRule="auto"/>
+              <w:jc w:val="both"/>
+            </w:pPr>
+            <w:r>
+              <w:t>Recuperar contraseña</w:t>
+            </w:r>
+          </w:p>
+        </w:tc>
+        <w:tc>
+          <w:tcPr>
+            <w:tcW w:w="4981" w:type="dxa"/>
+          </w:tcPr>
+          <w:p>
+            <w:pPr>
+              <w:spacing w:line="360" w:lineRule="auto"/>
+              <w:jc w:val="both"/>
+            </w:pPr>
+            <w:r>
+              <w:t>Permite Recuperar acceso</w:t>
+            </w:r>
+          </w:p>
+        </w:tc>
+      </w:tr>
+    </w:tbl>
+    <w:bookmarkEnd w:id="0"/>
+    <w:p>
+      <w:pPr>
+        <w:spacing w:line="360" w:lineRule="auto"/>
+        <w:jc w:val="both"/>
+      </w:pPr>
+      <w:r>
+        <w:t>Solicitado por: Prof. Henry Picado Solano y Empresa</w:t>
+      </w:r>
+    </w:p>
+    <w:p>
+      <w:pPr>
+        <w:spacing w:line="360" w:lineRule="auto"/>
+        <w:jc w:val="both"/>
+      </w:pPr>
+    </w:p>
+    <w:p>
+      <w:pPr>
+        <w:spacing w:line="360" w:lineRule="auto"/>
+        <w:jc w:val="both"/>
+      </w:pPr>
+    </w:p>
+    <w:p>
+      <w:pPr>
+        <w:spacing w:line="360" w:lineRule="auto"/>
+        <w:jc w:val="both"/>
+      </w:pPr>
+    </w:p>
+    <w:p>
+      <w:pPr>
+        <w:spacing w:line="360" w:lineRule="auto"/>
+        <w:jc w:val="both"/>
+      </w:pPr>
+    </w:p>
+    <w:p>
+      <w:pPr>
+        <w:spacing w:line="360" w:lineRule="auto"/>
+        <w:jc w:val="both"/>
+      </w:pPr>
+    </w:p>
+    <w:p>
+      <w:pPr>
+        <w:spacing w:line="360" w:lineRule="auto"/>
+        <w:jc w:val="both"/>
+      </w:pPr>
+    </w:p>
+    <w:p>
+      <w:pPr>
+        <w:spacing w:line="360" w:lineRule="auto"/>
+        <w:jc w:val="both"/>
+      </w:pPr>
+    </w:p>
+    <w:p>
+      <w:pPr>
+        <w:spacing w:line="360" w:lineRule="auto"/>
+        <w:jc w:val="both"/>
+      </w:pPr>
+      <w:r>
+        <w:lastRenderedPageBreak/>
+        <w:t>RF-002 Menú principal</w:t>
+      </w:r>
+    </w:p>
+    <w:p>
+      <w:pPr>
+        <w:spacing w:line="360" w:lineRule="auto"/>
+        <w:jc w:val="both"/>
+      </w:pPr>
+      <w:r>
+        <w:t>Descripción: El sistema contará con un menú principal con acceso a las diferentes opciones según el rol del usuario autenticado.</w:t>
+      </w:r>
+    </w:p>
+    <w:tbl>
+      <w:tblPr>
+        <w:tblStyle w:val="Tablaconcuadrcula"/>
+        <w:tblW w:w="0" w:type="auto"/>
+        <w:tblLook w:val="04A0" w:firstRow="1" w:lastRow="0" w:firstColumn="1" w:lastColumn="0" w:noHBand="0" w:noVBand="1"/>
+      </w:tblPr>
+      <w:tblGrid>
+        <w:gridCol w:w="4981"/>
+        <w:gridCol w:w="4981"/>
+      </w:tblGrid>
+      <w:tr>
+        <w:tc>
+          <w:tcPr>
+            <w:tcW w:w="4981" w:type="dxa"/>
+          </w:tcPr>
+          <w:p>
+            <w:pPr>
+              <w:spacing w:line="360" w:lineRule="auto"/>
+              <w:jc w:val="both"/>
+              <w:rPr>
+                <w:b/>
+                <w:bCs/>
+              </w:rPr>
+            </w:pPr>
+            <w:r>
+              <w:rPr>
+                <w:b/>
+                <w:bCs/>
+              </w:rPr>
+              <w:t>Objeto</w:t>
+            </w:r>
+          </w:p>
+        </w:tc>
+        <w:tc>
+          <w:tcPr>
+            <w:tcW w:w="4981" w:type="dxa"/>
+          </w:tcPr>
+          <w:p>
+            <w:pPr>
+              <w:spacing w:line="360" w:lineRule="auto"/>
+              <w:jc w:val="both"/>
+              <w:rPr>
+                <w:b/>
+                <w:bCs/>
+              </w:rPr>
+            </w:pPr>
+            <w:r>
+              <w:rPr>
+                <w:b/>
+                <w:bCs/>
+              </w:rPr>
+              <w:t>Descripción</w:t>
+            </w:r>
+          </w:p>
+        </w:tc>
+      </w:tr>
+      <w:tr>
+        <w:tc>
+          <w:tcPr>
+            <w:tcW w:w="4981" w:type="dxa"/>
+          </w:tcPr>
+          <w:p>
+            <w:pPr>
+              <w:spacing w:line="360" w:lineRule="auto"/>
+              <w:jc w:val="both"/>
+            </w:pPr>
+            <w:r>
+              <w:t>Facturación</w:t>
+            </w:r>
+          </w:p>
+        </w:tc>
+        <w:tc>
+          <w:tcPr>
+            <w:tcW w:w="4981" w:type="dxa"/>
+          </w:tcPr>
+          <w:p>
+            <w:pPr>
+              <w:spacing w:line="360" w:lineRule="auto"/>
+              <w:jc w:val="both"/>
+            </w:pPr>
+            <w:r>
+              <w:t>Gestión de ventas</w:t>
+            </w:r>
+          </w:p>
+        </w:tc>
+      </w:tr>
+      <w:tr>
+        <w:tc>
+          <w:tcPr>
+            <w:tcW w:w="4981" w:type="dxa"/>
+          </w:tcPr>
+          <w:p>
+            <w:pPr>
+              <w:spacing w:line="360" w:lineRule="auto"/>
+              <w:jc w:val="both"/>
+            </w:pPr>
+            <w:r>
+              <w:t>Clientes</w:t>
+            </w:r>
+          </w:p>
+        </w:tc>
+        <w:tc>
+          <w:tcPr>
+            <w:tcW w:w="4981" w:type="dxa"/>
+          </w:tcPr>
+          <w:p>
+            <w:pPr>
+              <w:spacing w:line="360" w:lineRule="auto"/>
+              <w:jc w:val="both"/>
+            </w:pPr>
+            <w:r>
+              <w:t>Administración de clientes</w:t>
+            </w:r>
+          </w:p>
+        </w:tc>
+      </w:tr>
+      <w:tr>
+        <w:tc>
+          <w:tcPr>
+            <w:tcW w:w="4981" w:type="dxa"/>
+          </w:tcPr>
+          <w:p>
+            <w:pPr>
+              <w:spacing w:line="360" w:lineRule="auto"/>
+              <w:jc w:val="both"/>
+            </w:pPr>
+            <w:r>
+              <w:t>Productos</w:t>
+            </w:r>
+          </w:p>
+        </w:tc>
+        <w:tc>
+          <w:tcPr>
+            <w:tcW w:w="4981" w:type="dxa"/>
+          </w:tcPr>
+          <w:p>
+            <w:pPr>
+              <w:spacing w:line="360" w:lineRule="auto"/>
+              <w:jc w:val="both"/>
+            </w:pPr>
+            <w:r>
+              <w:t>Administración de productos</w:t>
+            </w:r>
+          </w:p>
+        </w:tc>
+      </w:tr>
+      <w:tr>
+        <w:tc>
+          <w:tcPr>
+            <w:tcW w:w="4981" w:type="dxa"/>
+          </w:tcPr>
+          <w:p>
+            <w:pPr>
+              <w:spacing w:line="360" w:lineRule="auto"/>
+              <w:jc w:val="both"/>
+            </w:pPr>
+            <w:r>
+              <w:t>Reportes</w:t>
+            </w:r>
+          </w:p>
+        </w:tc>
+        <w:tc>
+          <w:tcPr>
+            <w:tcW w:w="4981" w:type="dxa"/>
+          </w:tcPr>
+          <w:p>
+            <w:pPr>
+              <w:spacing w:line="360" w:lineRule="auto"/>
+              <w:jc w:val="both"/>
+            </w:pPr>
+            <w:r>
+              <w:t>Generación de reportes</w:t>
+            </w:r>
+          </w:p>
+        </w:tc>
+      </w:tr>
+      <w:tr>
+        <w:tc>
+          <w:tcPr>
+            <w:tcW w:w="4981" w:type="dxa"/>
+          </w:tcPr>
+          <w:p>
+            <w:pPr>
+              <w:spacing w:line="360" w:lineRule="auto"/>
+              <w:jc w:val="both"/>
+            </w:pPr>
+            <w:r>
+              <w:t>Seguridad</w:t>
+            </w:r>
+          </w:p>
+        </w:tc>
+        <w:tc>
+          <w:tcPr>
+            <w:tcW w:w="4981" w:type="dxa"/>
+          </w:tcPr>
+          <w:p>
+            <w:pPr>
+              <w:spacing w:line="360" w:lineRule="auto"/>
+              <w:jc w:val="both"/>
+            </w:pPr>
+            <w:r>
+              <w:t>Usuarios y permisos</w:t>
+            </w:r>
+          </w:p>
+        </w:tc>
+      </w:tr>
+      <w:tr>
+        <w:tc>
+          <w:tcPr>
+            <w:tcW w:w="4981" w:type="dxa"/>
+          </w:tcPr>
+          <w:p>
+            <w:pPr>
+              <w:spacing w:line="360" w:lineRule="auto"/>
+              <w:jc w:val="both"/>
+            </w:pPr>
+            <w:r>
+              <w:t>Bitácoras</w:t>
+            </w:r>
+          </w:p>
+        </w:tc>
+        <w:tc>
+          <w:tcPr>
+            <w:tcW w:w="4981" w:type="dxa"/>
+          </w:tcPr>
+          <w:p>
+            <w:pPr>
+              <w:spacing w:line="360" w:lineRule="auto"/>
+              <w:jc w:val="both"/>
+            </w:pPr>
+            <w:r>
+              <w:t>Registro de movimientos</w:t>
+            </w:r>
+          </w:p>
+        </w:tc>
+      </w:tr>
+      <w:tr>
+        <w:tc>
+          <w:tcPr>
+            <w:tcW w:w="4981" w:type="dxa"/>
+          </w:tcPr>
+          <w:p>
+            <w:pPr>
+              <w:spacing w:line="360" w:lineRule="auto"/>
+              <w:jc w:val="both"/>
+            </w:pPr>
+            <w:r>
+              <w:t>Ayuda</w:t>
+            </w:r>
+          </w:p>
+        </w:tc>
+        <w:tc>
+          <w:tcPr>
+            <w:tcW w:w="4981" w:type="dxa"/>
+          </w:tcPr>
+          <w:p>
+            <w:pPr>
+              <w:spacing w:line="360" w:lineRule="auto"/>
+              <w:jc w:val="both"/>
+            </w:pPr>
+            <w:r>
+              <w:t>Manual del sistema</w:t>
+            </w:r>
+          </w:p>
+        </w:tc>
+      </w:tr>
+      <w:tr>
+        <w:tc>
+          <w:tcPr>
+            <w:tcW w:w="4981" w:type="dxa"/>
+          </w:tcPr>
+          <w:p>
+            <w:pPr>
+              <w:spacing w:line="360" w:lineRule="auto"/>
+              <w:jc w:val="both"/>
+            </w:pPr>
+            <w:r>
+              <w:t>Salir</w:t>
+            </w:r>
+          </w:p>
+        </w:tc>
+        <w:tc>
+          <w:tcPr>
+            <w:tcW w:w="4981" w:type="dxa"/>
+          </w:tcPr>
+          <w:p>
+            <w:pPr>
+              <w:spacing w:line="360" w:lineRule="auto"/>
+              <w:jc w:val="both"/>
+            </w:pPr>
+            <w:r>
+              <w:t>Cerrar sesión</w:t>
+            </w:r>
+          </w:p>
+        </w:tc>
+      </w:tr>
+    </w:tbl>
+    <w:p>
+      <w:pPr>
+        <w:spacing w:line="360" w:lineRule="auto"/>
+        <w:jc w:val="both"/>
+      </w:pPr>
+      <w:r>
+        <w:t xml:space="preserve">Solicitado por: </w:t>
+      </w:r>
+      <w:r>
+        <w:t>Prof. Henry Picado Solano y Empresa</w:t>
+      </w:r>
+    </w:p>
+    <w:p>
+      <w:pPr>
+        <w:spacing w:line="360" w:lineRule="auto"/>
+        <w:jc w:val="both"/>
+      </w:pPr>
+      <w:r>
+        <w:t>RF-003 Mantenimiento de Clientes</w:t>
+      </w:r>
+    </w:p>
+    <w:p>
+      <w:pPr>
+        <w:spacing w:line="360" w:lineRule="auto"/>
+        <w:jc w:val="both"/>
+      </w:pPr>
+      <w:r>
+        <w:t>Descripción: Permitirá registrar, modificar, buscar y deshabilitar clientes dentro del sistema</w:t>
+      </w:r>
+    </w:p>
+    <w:tbl>
+      <w:tblPr>
+        <w:tblStyle w:val="Tablaconcuadrcula"/>
+        <w:tblW w:w="0" w:type="auto"/>
+        <w:tblLook w:val="04A0" w:firstRow="1" w:lastRow="0" w:firstColumn="1" w:lastColumn="0" w:noHBand="0" w:noVBand="1"/>
+      </w:tblPr>
+      <w:tblGrid>
+        <w:gridCol w:w="4981"/>
+        <w:gridCol w:w="4981"/>
+      </w:tblGrid>
+      <w:tr>
+        <w:tc>
+          <w:tcPr>
+            <w:tcW w:w="4981" w:type="dxa"/>
+          </w:tcPr>
+          <w:p>
+            <w:pPr>
+              <w:spacing w:line="360" w:lineRule="auto"/>
+              <w:jc w:val="both"/>
+              <w:rPr>
+                <w:b/>
+                <w:bCs/>
+              </w:rPr>
+            </w:pPr>
+            <w:r>
+              <w:rPr>
+                <w:b/>
+                <w:bCs/>
+              </w:rPr>
+              <w:t>Objeto</w:t>
+            </w:r>
+          </w:p>
+        </w:tc>
+        <w:tc>
+          <w:tcPr>
+            <w:tcW w:w="4981" w:type="dxa"/>
+          </w:tcPr>
+          <w:p>
+            <w:pPr>
+              <w:spacing w:line="360" w:lineRule="auto"/>
+              <w:jc w:val="both"/>
+              <w:rPr>
+                <w:b/>
+                <w:bCs/>
+              </w:rPr>
+            </w:pPr>
+            <w:r>
+              <w:rPr>
+                <w:b/>
+                <w:bCs/>
+              </w:rPr>
+              <w:t>Descripción</w:t>
+            </w:r>
+          </w:p>
+        </w:tc>
+      </w:tr>
+      <w:tr>
+        <w:tc>
+          <w:tcPr>
+            <w:tcW w:w="4981" w:type="dxa"/>
+          </w:tcPr>
+          <w:p>
+            <w:pPr>
+              <w:spacing w:line="360" w:lineRule="auto"/>
+              <w:jc w:val="both"/>
+            </w:pPr>
+            <w:r>
+              <w:t>Nombre</w:t>
+            </w:r>
+          </w:p>
+        </w:tc>
+        <w:tc>
+          <w:tcPr>
+            <w:tcW w:w="4981" w:type="dxa"/>
+          </w:tcPr>
+          <w:p>
+            <w:pPr>
+              <w:spacing w:line="360" w:lineRule="auto"/>
+              <w:jc w:val="both"/>
+            </w:pPr>
+            <w:r>
+              <w:t>Nombre del cliente</w:t>
+            </w:r>
+          </w:p>
+        </w:tc>
+      </w:tr>
+      <w:tr>
+        <w:tc>
+          <w:tcPr>
+            <w:tcW w:w="4981" w:type="dxa"/>
+          </w:tcPr>
+          <w:p>
+            <w:pPr>
+              <w:spacing w:line="360" w:lineRule="auto"/>
+              <w:jc w:val="both"/>
+            </w:pPr>
+            <w:r>
+              <w:t>Apellidos</w:t>
+            </w:r>
+          </w:p>
+        </w:tc>
+        <w:tc>
+          <w:tcPr>
+            <w:tcW w:w="4981" w:type="dxa"/>
+          </w:tcPr>
+          <w:p>
+            <w:pPr>
+              <w:spacing w:line="360" w:lineRule="auto"/>
+              <w:jc w:val="both"/>
+            </w:pPr>
+            <w:r>
+              <w:t>Apellidos del cliente</w:t>
+            </w:r>
+          </w:p>
+        </w:tc>
+      </w:tr>
+      <w:tr>
+        <w:tc>
+          <w:tcPr>
+            <w:tcW w:w="4981" w:type="dxa"/>
+          </w:tcPr>
+          <w:p>
+            <w:pPr>
+              <w:spacing w:line="360" w:lineRule="auto"/>
+              <w:jc w:val="both"/>
+            </w:pPr>
+            <w:r>
+              <w:t>Teléfono</w:t>
+            </w:r>
+          </w:p>
+        </w:tc>
+        <w:tc>
+          <w:tcPr>
+            <w:tcW w:w="4981" w:type="dxa"/>
+          </w:tcPr>
+          <w:p>
+            <w:pPr>
+              <w:spacing w:line="360" w:lineRule="auto"/>
+              <w:jc w:val="both"/>
+            </w:pPr>
+            <w:r>
+              <w:t>Número telefónico</w:t>
+            </w:r>
+          </w:p>
+        </w:tc>
+      </w:tr>
+      <w:tr>
+        <w:tc>
+          <w:tcPr>
+            <w:tcW w:w="4981" w:type="dxa"/>
+          </w:tcPr>
+          <w:p>
+            <w:pPr>
+              <w:spacing w:line="360" w:lineRule="auto"/>
+              <w:jc w:val="both"/>
+            </w:pPr>
+            <w:r>
+              <w:t>Correo</w:t>
+            </w:r>
+          </w:p>
+        </w:tc>
+        <w:tc>
+          <w:tcPr>
+            <w:tcW w:w="4981" w:type="dxa"/>
+          </w:tcPr>
+          <w:p>
+            <w:pPr>
+              <w:spacing w:line="360" w:lineRule="auto"/>
+              <w:jc w:val="both"/>
+            </w:pPr>
+            <w:r>
+              <w:t>Correo electrónico</w:t>
+            </w:r>
+          </w:p>
+        </w:tc>
+      </w:tr>
+      <w:tr>
+        <w:tc>
+          <w:tcPr>
+            <w:tcW w:w="4981" w:type="dxa"/>
+          </w:tcPr>
+          <w:p>
+            <w:pPr>
+              <w:spacing w:line="360" w:lineRule="auto"/>
+              <w:jc w:val="both"/>
+            </w:pPr>
+            <w:r>
+              <w:t>Dirección</w:t>
+            </w:r>
+          </w:p>
+        </w:tc>
+        <w:tc>
+          <w:tcPr>
+            <w:tcW w:w="4981" w:type="dxa"/>
+          </w:tcPr>
+          <w:p>
+            <w:pPr>
+              <w:spacing w:line="360" w:lineRule="auto"/>
+              <w:jc w:val="both"/>
+            </w:pPr>
+            <w:r>
+              <w:t>Dirección del cliente</w:t>
+            </w:r>
+          </w:p>
+        </w:tc>
+      </w:tr>
+      <w:tr>
+        <w:tc>
+          <w:tcPr>
+            <w:tcW w:w="4981" w:type="dxa"/>
+          </w:tcPr>
+          <w:p>
+            <w:pPr>
+              <w:spacing w:line="360" w:lineRule="auto"/>
+              <w:jc w:val="both"/>
+            </w:pPr>
+            <w:r>
+              <w:t>Botón Nuevo</w:t>
+            </w:r>
+          </w:p>
+        </w:tc>
+        <w:tc>
+          <w:tcPr>
+            <w:tcW w:w="4981" w:type="dxa"/>
+          </w:tcPr>
+          <w:p>
+            <w:pPr>
+              <w:spacing w:line="360" w:lineRule="auto"/>
+              <w:jc w:val="both"/>
+            </w:pPr>
+            <w:r>
+              <w:t>Crear nuevo registro</w:t>
+            </w:r>
+          </w:p>
+        </w:tc>
+      </w:tr>
+      <w:tr>
+        <w:tc>
+          <w:tcPr>
+            <w:tcW w:w="4981" w:type="dxa"/>
+          </w:tcPr>
+          <w:p>
+            <w:pPr>
+              <w:spacing w:line="360" w:lineRule="auto"/>
+              <w:jc w:val="both"/>
+            </w:pPr>
+            <w:r>
+              <w:t>Botón Guardar</w:t>
+            </w:r>
+          </w:p>
+        </w:tc>
+        <w:tc>
+          <w:tcPr>
+            <w:tcW w:w="4981" w:type="dxa"/>
+          </w:tcPr>
+          <w:p>
+            <w:pPr>
+              <w:spacing w:line="360" w:lineRule="auto"/>
+              <w:jc w:val="both"/>
+            </w:pPr>
+            <w:r>
+              <w:t>Guardar información</w:t>
+            </w:r>
+          </w:p>
+        </w:tc>
+      </w:tr>
+      <w:tr>
+        <w:tc>
+          <w:tcPr>
+            <w:tcW w:w="4981" w:type="dxa"/>
+          </w:tcPr>
+          <w:p>
+            <w:pPr>
+              <w:spacing w:line="360" w:lineRule="auto"/>
+              <w:jc w:val="both"/>
+            </w:pPr>
+            <w:r>
+              <w:t>Botón Modificar</w:t>
+            </w:r>
+          </w:p>
+        </w:tc>
+        <w:tc>
+          <w:tcPr>
+            <w:tcW w:w="4981" w:type="dxa"/>
+          </w:tcPr>
+          <w:p>
+            <w:pPr>
+              <w:spacing w:line="360" w:lineRule="auto"/>
+              <w:jc w:val="both"/>
+            </w:pPr>
+            <w:r>
+              <w:t>Editar cliente</w:t>
+            </w:r>
+          </w:p>
+        </w:tc>
+      </w:tr>
+      <w:tr>
+        <w:tc>
+          <w:tcPr>
+            <w:tcW w:w="4981" w:type="dxa"/>
+          </w:tcPr>
+          <w:p>
+            <w:pPr>
+              <w:spacing w:line="360" w:lineRule="auto"/>
+              <w:jc w:val="both"/>
+            </w:pPr>
+            <w:r>
+              <w:t>Botón Buscar</w:t>
+            </w:r>
+          </w:p>
+        </w:tc>
+        <w:tc>
+          <w:tcPr>
+            <w:tcW w:w="4981" w:type="dxa"/>
+          </w:tcPr>
+          <w:p>
+            <w:pPr>
+              <w:spacing w:line="360" w:lineRule="auto"/>
+              <w:jc w:val="both"/>
+            </w:pPr>
+            <w:r>
+              <w:t>Buscar cliente</w:t>
+            </w:r>
+          </w:p>
+        </w:tc>
+      </w:tr>
+      <w:tr>
+        <w:tc>
+          <w:tcPr>
+            <w:tcW w:w="4981" w:type="dxa"/>
+          </w:tcPr>
+          <w:p>
+            <w:pPr>
+              <w:spacing w:line="360" w:lineRule="auto"/>
+              <w:jc w:val="both"/>
+            </w:pPr>
+            <w:r>
+              <w:t>Botón Deshabilitar</w:t>
+            </w:r>
+          </w:p>
+        </w:tc>
+        <w:tc>
+          <w:tcPr>
+            <w:tcW w:w="4981" w:type="dxa"/>
+          </w:tcPr>
+          <w:p>
+            <w:pPr>
+              <w:spacing w:line="360" w:lineRule="auto"/>
+              <w:jc w:val="both"/>
+            </w:pPr>
+            <w:r>
+              <w:t>Desactivar cliente</w:t>
+            </w:r>
+          </w:p>
+        </w:tc>
+      </w:tr>
+    </w:tbl>
+    <w:p>
+      <w:pPr>
+        <w:spacing w:line="360" w:lineRule="auto"/>
+        <w:jc w:val="both"/>
+      </w:pPr>
+      <w:r>
+        <w:t>Solicitado por: Empresa</w:t>
+      </w:r>
+    </w:p>
+    <w:p>
+      <w:pPr>
+        <w:spacing w:line="360" w:lineRule="auto"/>
+        <w:jc w:val="both"/>
+      </w:pPr>
+    </w:p>
+    <w:p>
+      <w:pPr>
+        <w:spacing w:line="360" w:lineRule="auto"/>
+        <w:jc w:val="both"/>
+      </w:pPr>
+    </w:p>
+    <w:p>
+      <w:pPr>
+        <w:spacing w:line="360" w:lineRule="auto"/>
+        <w:jc w:val="both"/>
+      </w:pPr>
+      <w:r>
+        <w:lastRenderedPageBreak/>
+        <w:t>RF-004 Mantenimiento de Productos</w:t>
+      </w:r>
+    </w:p>
+    <w:p>
+      <w:pPr>
+        <w:spacing w:line="360" w:lineRule="auto"/>
+        <w:jc w:val="both"/>
+      </w:pPr>
+      <w:r>
+        <w:t>Descripción: permitirá administrar los productos de la panadería, incluyendo registro, modificación, búsqueda y control de existencias.</w:t>
+      </w:r>
+    </w:p>
+    <w:tbl>
+      <w:tblPr>
+        <w:tblStyle w:val="Tablaconcuadrcula"/>
+        <w:tblW w:w="0" w:type="auto"/>
+        <w:tblLook w:val="04A0" w:firstRow="1" w:lastRow="0" w:firstColumn="1" w:lastColumn="0" w:noHBand="0" w:noVBand="1"/>
+      </w:tblPr>
+      <w:tblGrid>
+        <w:gridCol w:w="4981"/>
+        <w:gridCol w:w="4981"/>
+      </w:tblGrid>
+      <w:tr>
+        <w:tc>
+          <w:tcPr>
+            <w:tcW w:w="4981" w:type="dxa"/>
+          </w:tcPr>
+          <w:p>
+            <w:pPr>
+              <w:spacing w:line="360" w:lineRule="auto"/>
+              <w:jc w:val="both"/>
+              <w:rPr>
+                <w:b/>
+                <w:bCs/>
+              </w:rPr>
+            </w:pPr>
+            <w:r>
+              <w:rPr>
+                <w:b/>
+                <w:bCs/>
+              </w:rPr>
+              <w:t>Objeto</w:t>
+            </w:r>
+          </w:p>
+        </w:tc>
+        <w:tc>
+          <w:tcPr>
+            <w:tcW w:w="4981" w:type="dxa"/>
+          </w:tcPr>
+          <w:p>
+            <w:pPr>
+              <w:spacing w:line="360" w:lineRule="auto"/>
+              <w:jc w:val="both"/>
+              <w:rPr>
+                <w:b/>
+                <w:bCs/>
+              </w:rPr>
+            </w:pPr>
+            <w:r>
+              <w:rPr>
+                <w:b/>
+                <w:bCs/>
+              </w:rPr>
+              <w:t>Descripción</w:t>
+            </w:r>
+          </w:p>
+        </w:tc>
+      </w:tr>
+      <w:tr>
+        <w:tc>
+          <w:tcPr>
+            <w:tcW w:w="4981" w:type="dxa"/>
+          </w:tcPr>
+          <w:p>
+            <w:pPr>
+              <w:spacing w:line="360" w:lineRule="auto"/>
+              <w:jc w:val="both"/>
+            </w:pPr>
+            <w:r>
+              <w:t>Código</w:t>
+            </w:r>
+          </w:p>
+        </w:tc>
+        <w:tc>
+          <w:tcPr>
+            <w:tcW w:w="4981" w:type="dxa"/>
+          </w:tcPr>
+          <w:p>
+            <w:pPr>
+              <w:spacing w:line="360" w:lineRule="auto"/>
+              <w:jc w:val="both"/>
+            </w:pPr>
+            <w:r>
+              <w:t>Código del producto</w:t>
+            </w:r>
+          </w:p>
+        </w:tc>
+      </w:tr>
+      <w:tr>
+        <w:tc>
+          <w:tcPr>
+            <w:tcW w:w="4981" w:type="dxa"/>
+          </w:tcPr>
+          <w:p>
+            <w:pPr>
+              <w:spacing w:line="360" w:lineRule="auto"/>
+              <w:jc w:val="both"/>
+            </w:pPr>
+            <w:r>
+              <w:t>Nombre producto</w:t>
+            </w:r>
+          </w:p>
+        </w:tc>
+        <w:tc>
+          <w:tcPr>
+            <w:tcW w:w="4981" w:type="dxa"/>
+          </w:tcPr>
+          <w:p>
+            <w:pPr>
+              <w:spacing w:line="360" w:lineRule="auto"/>
+              <w:jc w:val="both"/>
+            </w:pPr>
+            <w:r>
+              <w:t>Nombre del producto</w:t>
+            </w:r>
+          </w:p>
+        </w:tc>
+      </w:tr>
+      <w:tr>
+        <w:tc>
+          <w:tcPr>
+            <w:tcW w:w="4981" w:type="dxa"/>
+          </w:tcPr>
+          <w:p>
+            <w:pPr>
+              <w:spacing w:line="360" w:lineRule="auto"/>
+              <w:jc w:val="both"/>
+            </w:pPr>
+            <w:r>
+              <w:t>Precio</w:t>
+            </w:r>
+            <w:r>
+              <w:t xml:space="preserve"> compra</w:t>
+            </w:r>
+          </w:p>
+        </w:tc>
+        <w:tc>
+          <w:tcPr>
+            <w:tcW w:w="4981" w:type="dxa"/>
+          </w:tcPr>
+          <w:p>
+            <w:pPr>
+              <w:spacing w:line="360" w:lineRule="auto"/>
+              <w:jc w:val="both"/>
+            </w:pPr>
+            <w:r>
+              <w:t>Costo del producto</w:t>
+            </w:r>
+          </w:p>
+        </w:tc>
+      </w:tr>
+      <w:tr>
+        <w:tc>
+          <w:tcPr>
+            <w:tcW w:w="4981" w:type="dxa"/>
+          </w:tcPr>
+          <w:p>
+            <w:pPr>
+              <w:spacing w:line="360" w:lineRule="auto"/>
+              <w:jc w:val="both"/>
+            </w:pPr>
+            <w:r>
+              <w:t>Porcentaje</w:t>
+            </w:r>
+            <w:r>
+              <w:t xml:space="preserve"> utilidad</w:t>
+            </w:r>
+          </w:p>
+        </w:tc>
+        <w:tc>
+          <w:tcPr>
+            <w:tcW w:w="4981" w:type="dxa"/>
+          </w:tcPr>
+          <w:p>
+            <w:pPr>
+              <w:spacing w:line="360" w:lineRule="auto"/>
+              <w:jc w:val="both"/>
+            </w:pPr>
+            <w:r>
+              <w:t>Porcentaje de utilidad</w:t>
+            </w:r>
+          </w:p>
+        </w:tc>
+      </w:tr>
+      <w:tr>
+        <w:tc>
+          <w:tcPr>
+            <w:tcW w:w="4981" w:type="dxa"/>
+          </w:tcPr>
+          <w:p>
+            <w:pPr>
+              <w:spacing w:line="360" w:lineRule="auto"/>
+              <w:jc w:val="both"/>
+            </w:pPr>
+            <w:r>
+              <w:t>Precio venta</w:t>
+            </w:r>
+          </w:p>
+        </w:tc>
+        <w:tc>
+          <w:tcPr>
+            <w:tcW w:w="4981" w:type="dxa"/>
+          </w:tcPr>
+          <w:p>
+            <w:pPr>
+              <w:spacing w:line="360" w:lineRule="auto"/>
+              <w:jc w:val="both"/>
+            </w:pPr>
+            <w:r>
+              <w:t>Precio de venta</w:t>
+            </w:r>
+          </w:p>
+        </w:tc>
+      </w:tr>
+      <w:tr>
+        <w:tc>
+          <w:tcPr>
+            <w:tcW w:w="4981" w:type="dxa"/>
+          </w:tcPr>
+          <w:p>
+            <w:pPr>
+              <w:spacing w:line="360" w:lineRule="auto"/>
+              <w:jc w:val="both"/>
+            </w:pPr>
+            <w:r>
+              <w:t>Cantidad</w:t>
+            </w:r>
+          </w:p>
+        </w:tc>
+        <w:tc>
+          <w:tcPr>
+            <w:tcW w:w="4981" w:type="dxa"/>
+          </w:tcPr>
+          <w:p>
+            <w:pPr>
+              <w:spacing w:line="360" w:lineRule="auto"/>
+              <w:jc w:val="both"/>
+            </w:pPr>
+            <w:r>
+              <w:t>Existencia disponible</w:t>
+            </w:r>
+          </w:p>
+        </w:tc>
+      </w:tr>
+      <w:tr>
+        <w:tc>
+          <w:tcPr>
+            <w:tcW w:w="4981" w:type="dxa"/>
+          </w:tcPr>
+          <w:p>
+            <w:pPr>
+              <w:spacing w:line="360" w:lineRule="auto"/>
+              <w:jc w:val="both"/>
+            </w:pPr>
+            <w:r>
+              <w:t>Categoría</w:t>
+            </w:r>
+          </w:p>
+        </w:tc>
+        <w:tc>
+          <w:tcPr>
+            <w:tcW w:w="4981" w:type="dxa"/>
+          </w:tcPr>
+          <w:p>
+            <w:pPr>
+              <w:spacing w:line="360" w:lineRule="auto"/>
+              <w:jc w:val="both"/>
+            </w:pPr>
+            <w:r>
+              <w:t>Tipo de producto</w:t>
+            </w:r>
+          </w:p>
+        </w:tc>
+      </w:tr>
+      <w:tr>
+        <w:tc>
+          <w:tcPr>
+            <w:tcW w:w="4981" w:type="dxa"/>
+          </w:tcPr>
+          <w:p>
+            <w:pPr>
+              <w:spacing w:line="360" w:lineRule="auto"/>
+              <w:jc w:val="both"/>
+            </w:pPr>
+            <w:r>
+              <w:t>Estado</w:t>
+            </w:r>
+          </w:p>
+        </w:tc>
+        <w:tc>
+          <w:tcPr>
+            <w:tcW w:w="4981" w:type="dxa"/>
+          </w:tcPr>
+          <w:p>
+            <w:pPr>
+              <w:spacing w:line="360" w:lineRule="auto"/>
+              <w:jc w:val="both"/>
+            </w:pPr>
+            <w:r>
+              <w:t>Activo/ inactivo</w:t>
+            </w:r>
+          </w:p>
+        </w:tc>
+      </w:tr>
+      <w:tr>
+        <w:tc>
+          <w:tcPr>
+            <w:tcW w:w="4981" w:type="dxa"/>
+          </w:tcPr>
+          <w:p>
+            <w:pPr>
+              <w:spacing w:line="360" w:lineRule="auto"/>
+              <w:jc w:val="both"/>
+            </w:pPr>
+            <w:r>
+              <w:t>Botón Nuevo</w:t>
+            </w:r>
+          </w:p>
+        </w:tc>
+        <w:tc>
+          <w:tcPr>
+            <w:tcW w:w="4981" w:type="dxa"/>
+          </w:tcPr>
+          <w:p>
+            <w:pPr>
+              <w:spacing w:line="360" w:lineRule="auto"/>
+              <w:jc w:val="both"/>
+            </w:pPr>
+            <w:r>
+              <w:t xml:space="preserve">Crear nuevo </w:t>
+            </w:r>
+            <w:r>
+              <w:t>producto</w:t>
+            </w:r>
+          </w:p>
+        </w:tc>
+      </w:tr>
+      <w:tr>
+        <w:tc>
+          <w:tcPr>
+            <w:tcW w:w="4981" w:type="dxa"/>
+          </w:tcPr>
+          <w:p>
+            <w:pPr>
+              <w:spacing w:line="360" w:lineRule="auto"/>
+              <w:jc w:val="both"/>
+            </w:pPr>
+            <w:r>
+              <w:t>Botón Guardar</w:t>
+            </w:r>
+          </w:p>
+        </w:tc>
+        <w:tc>
+          <w:tcPr>
+            <w:tcW w:w="4981" w:type="dxa"/>
+          </w:tcPr>
+          <w:p>
+            <w:pPr>
+              <w:spacing w:line="360" w:lineRule="auto"/>
+              <w:jc w:val="both"/>
+            </w:pPr>
+            <w:r>
+              <w:t xml:space="preserve">Guardar </w:t>
+            </w:r>
+            <w:r>
+              <w:t>producto</w:t>
+            </w:r>
+          </w:p>
+        </w:tc>
+      </w:tr>
+      <w:tr>
+        <w:tc>
+          <w:tcPr>
+            <w:tcW w:w="4981" w:type="dxa"/>
+          </w:tcPr>
+          <w:p>
+            <w:pPr>
+              <w:spacing w:line="360" w:lineRule="auto"/>
+              <w:jc w:val="both"/>
+            </w:pPr>
+            <w:r>
+              <w:t>Botón Modificar</w:t>
+            </w:r>
+          </w:p>
+        </w:tc>
+        <w:tc>
+          <w:tcPr>
+            <w:tcW w:w="4981" w:type="dxa"/>
+          </w:tcPr>
+          <w:p>
+            <w:pPr>
+              <w:spacing w:line="360" w:lineRule="auto"/>
+              <w:jc w:val="both"/>
+            </w:pPr>
+            <w:r>
+              <w:t xml:space="preserve">Editar </w:t>
+            </w:r>
+            <w:r>
+              <w:t>producto</w:t>
+            </w:r>
+          </w:p>
+        </w:tc>
+      </w:tr>
+      <w:tr>
+        <w:tc>
+          <w:tcPr>
+            <w:tcW w:w="4981" w:type="dxa"/>
+          </w:tcPr>
+          <w:p>
+            <w:pPr>
+              <w:spacing w:line="360" w:lineRule="auto"/>
+              <w:jc w:val="both"/>
+            </w:pPr>
+            <w:r>
+              <w:t>Botón Buscar</w:t>
+            </w:r>
+          </w:p>
+        </w:tc>
+        <w:tc>
+          <w:tcPr>
+            <w:tcW w:w="4981" w:type="dxa"/>
+          </w:tcPr>
+          <w:p>
+            <w:pPr>
+              <w:spacing w:line="360" w:lineRule="auto"/>
+              <w:jc w:val="both"/>
+            </w:pPr>
+            <w:r>
+              <w:t xml:space="preserve">Buscar </w:t>
+            </w:r>
+            <w:r>
+              <w:t>producto</w:t>
+            </w:r>
+          </w:p>
+        </w:tc>
+      </w:tr>
+      <w:tr>
+        <w:tc>
+          <w:tcPr>
+            <w:tcW w:w="4981" w:type="dxa"/>
+          </w:tcPr>
+          <w:p>
+            <w:pPr>
+              <w:spacing w:line="360" w:lineRule="auto"/>
+              <w:jc w:val="both"/>
+            </w:pPr>
+            <w:r>
+              <w:t>Botón Deshabilitar</w:t>
+            </w:r>
+          </w:p>
+        </w:tc>
+        <w:tc>
+          <w:tcPr>
+            <w:tcW w:w="4981" w:type="dxa"/>
+          </w:tcPr>
+          <w:p>
+            <w:pPr>
+              <w:spacing w:line="360" w:lineRule="auto"/>
+              <w:jc w:val="both"/>
+            </w:pPr>
+            <w:r>
+              <w:t xml:space="preserve">Desactivar </w:t>
+            </w:r>
+            <w:r>
+              <w:t>producto</w:t>
+            </w:r>
+          </w:p>
+        </w:tc>
+      </w:tr>
+    </w:tbl>
+    <w:p>
+      <w:pPr>
+        <w:spacing w:line="360" w:lineRule="auto"/>
+        <w:jc w:val="both"/>
+      </w:pPr>
+      <w:r>
+        <w:t>Solicitado por: Empresa</w:t>
+      </w:r>
+    </w:p>
+    <w:p>
+      <w:pPr>
+        <w:spacing w:line="360" w:lineRule="auto"/>
+        <w:jc w:val="both"/>
+      </w:pPr>
+      <w:r>
+        <w:t>RF-005 Facturación</w:t>
+      </w:r>
+    </w:p>
+    <w:p>
+      <w:pPr>
+        <w:spacing w:line="360" w:lineRule="auto"/>
+        <w:jc w:val="both"/>
+      </w:pPr>
+      <w:r>
+        <w:t>Descripción: Permitirá registrar ventas y generar facturas de manera automática.</w:t>
+      </w:r>
+    </w:p>
+    <w:tbl>
+      <w:tblPr>
+        <w:tblStyle w:val="Tablaconcuadrcula"/>
+        <w:tblW w:w="0" w:type="auto"/>
+        <w:tblLook w:val="04A0" w:firstRow="1" w:lastRow="0" w:firstColumn="1" w:lastColumn="0" w:noHBand="0" w:noVBand="1"/>
+      </w:tblPr>
+      <w:tblGrid>
+        <w:gridCol w:w="4981"/>
+        <w:gridCol w:w="4981"/>
+      </w:tblGrid>
+      <w:tr>
+        <w:tc>
+          <w:tcPr>
+            <w:tcW w:w="4981" w:type="dxa"/>
+          </w:tcPr>
+          <w:p>
+            <w:pPr>
+              <w:spacing w:line="360" w:lineRule="auto"/>
+              <w:jc w:val="both"/>
+              <w:rPr>
+                <w:b/>
+                <w:bCs/>
+              </w:rPr>
+            </w:pPr>
+            <w:r>
+              <w:rPr>
+                <w:b/>
+                <w:bCs/>
+              </w:rPr>
+              <w:t>Objeto</w:t>
+            </w:r>
+          </w:p>
+        </w:tc>
+        <w:tc>
+          <w:tcPr>
+            <w:tcW w:w="4981" w:type="dxa"/>
+          </w:tcPr>
+          <w:p>
+            <w:pPr>
+              <w:spacing w:line="360" w:lineRule="auto"/>
+              <w:jc w:val="both"/>
+              <w:rPr>
+                <w:b/>
+                <w:bCs/>
+              </w:rPr>
+            </w:pPr>
+            <w:r>
+              <w:rPr>
+                <w:b/>
+                <w:bCs/>
+              </w:rPr>
+              <w:t>Descripción</w:t>
+            </w:r>
+          </w:p>
+        </w:tc>
+      </w:tr>
+      <w:tr>
+        <w:tc>
+          <w:tcPr>
+            <w:tcW w:w="4981" w:type="dxa"/>
+          </w:tcPr>
+          <w:p>
+            <w:pPr>
+              <w:spacing w:line="360" w:lineRule="auto"/>
+              <w:jc w:val="both"/>
+            </w:pPr>
+            <w:r>
+              <w:t>Cliente</w:t>
+            </w:r>
+          </w:p>
+        </w:tc>
+        <w:tc>
+          <w:tcPr>
+            <w:tcW w:w="4981" w:type="dxa"/>
+          </w:tcPr>
+          <w:p>
+            <w:pPr>
+              <w:spacing w:line="360" w:lineRule="auto"/>
+              <w:jc w:val="both"/>
+            </w:pPr>
+            <w:r>
+              <w:t>Cliente asociado</w:t>
+            </w:r>
+          </w:p>
+        </w:tc>
+      </w:tr>
+      <w:tr>
+        <w:tc>
+          <w:tcPr>
+            <w:tcW w:w="4981" w:type="dxa"/>
+          </w:tcPr>
+          <w:p>
+            <w:pPr>
+              <w:spacing w:line="360" w:lineRule="auto"/>
+              <w:jc w:val="both"/>
+            </w:pPr>
+            <w:r>
+              <w:t>Producto</w:t>
+            </w:r>
+          </w:p>
+        </w:tc>
+        <w:tc>
+          <w:tcPr>
+            <w:tcW w:w="4981" w:type="dxa"/>
+          </w:tcPr>
+          <w:p>
+            <w:pPr>
+              <w:spacing w:line="360" w:lineRule="auto"/>
+              <w:jc w:val="both"/>
+            </w:pPr>
+            <w:r>
+              <w:t>Producto vendido</w:t>
+            </w:r>
+          </w:p>
+        </w:tc>
+      </w:tr>
+      <w:tr>
+        <w:tc>
+          <w:tcPr>
+            <w:tcW w:w="4981" w:type="dxa"/>
+          </w:tcPr>
+          <w:p>
+            <w:pPr>
+              <w:spacing w:line="360" w:lineRule="auto"/>
+              <w:jc w:val="both"/>
+            </w:pPr>
+            <w:r>
+              <w:t>Cantidad</w:t>
+            </w:r>
+          </w:p>
+        </w:tc>
+        <w:tc>
+          <w:tcPr>
+            <w:tcW w:w="4981" w:type="dxa"/>
+          </w:tcPr>
+          <w:p>
+            <w:pPr>
+              <w:spacing w:line="360" w:lineRule="auto"/>
+              <w:jc w:val="both"/>
+            </w:pPr>
+            <w:r>
+              <w:t>Cantidad comprada</w:t>
+            </w:r>
+          </w:p>
+        </w:tc>
+      </w:tr>
+      <w:tr>
+        <w:tc>
+          <w:tcPr>
+            <w:tcW w:w="4981" w:type="dxa"/>
+          </w:tcPr>
+          <w:p>
+            <w:pPr>
+              <w:spacing w:line="360" w:lineRule="auto"/>
+              <w:jc w:val="both"/>
+            </w:pPr>
+            <w:r>
+              <w:t>Subtotal</w:t>
+            </w:r>
+          </w:p>
+        </w:tc>
+        <w:tc>
+          <w:tcPr>
+            <w:tcW w:w="4981" w:type="dxa"/>
+          </w:tcPr>
+          <w:p>
+            <w:pPr>
+              <w:spacing w:line="360" w:lineRule="auto"/>
+              <w:jc w:val="both"/>
+            </w:pPr>
+            <w:r>
+              <w:t>Calculo automático</w:t>
+            </w:r>
+          </w:p>
+        </w:tc>
+      </w:tr>
+      <w:tr>
+        <w:tc>
+          <w:tcPr>
+            <w:tcW w:w="4981" w:type="dxa"/>
+          </w:tcPr>
+          <w:p>
+            <w:pPr>
+              <w:spacing w:line="360" w:lineRule="auto"/>
+              <w:jc w:val="both"/>
+            </w:pPr>
+            <w:r>
+              <w:t>IVA</w:t>
+            </w:r>
+          </w:p>
+        </w:tc>
+        <w:tc>
+          <w:tcPr>
+            <w:tcW w:w="4981" w:type="dxa"/>
+          </w:tcPr>
+          <w:p>
+            <w:pPr>
+              <w:spacing w:line="360" w:lineRule="auto"/>
+              <w:jc w:val="both"/>
+            </w:pPr>
+            <w:r>
+              <w:t>Impuesto</w:t>
+            </w:r>
+          </w:p>
+        </w:tc>
+      </w:tr>
+      <w:tr>
+        <w:tc>
+          <w:tcPr>
+            <w:tcW w:w="4981" w:type="dxa"/>
+          </w:tcPr>
+          <w:p>
+            <w:pPr>
+              <w:spacing w:line="360" w:lineRule="auto"/>
+              <w:jc w:val="both"/>
+            </w:pPr>
+            <w:r>
+              <w:t>Total</w:t>
+            </w:r>
+          </w:p>
+        </w:tc>
+        <w:tc>
+          <w:tcPr>
+            <w:tcW w:w="4981" w:type="dxa"/>
+          </w:tcPr>
+          <w:p>
+            <w:pPr>
+              <w:spacing w:line="360" w:lineRule="auto"/>
+              <w:jc w:val="both"/>
+            </w:pPr>
+            <w:r>
+              <w:t>Total factura</w:t>
+            </w:r>
+          </w:p>
+        </w:tc>
+      </w:tr>
+      <w:tr>
+        <w:tc>
+          <w:tcPr>
+            <w:tcW w:w="4981" w:type="dxa"/>
+          </w:tcPr>
+          <w:p>
+            <w:pPr>
+              <w:tabs>
+                <w:tab w:val="center" w:pos="2382"/>
+              </w:tabs>
+              <w:spacing w:line="360" w:lineRule="auto"/>
+              <w:jc w:val="both"/>
+            </w:pPr>
+            <w:r>
+              <w:t>Generar factura</w:t>
+            </w:r>
+            <w:r>
+              <w:tab/>
+            </w:r>
+          </w:p>
+        </w:tc>
+        <w:tc>
+          <w:tcPr>
+            <w:tcW w:w="4981" w:type="dxa"/>
+          </w:tcPr>
+          <w:p>
+            <w:pPr>
+              <w:spacing w:line="360" w:lineRule="auto"/>
+              <w:jc w:val="both"/>
+            </w:pPr>
+            <w:r>
+              <w:t>Emisión de factura</w:t>
+            </w:r>
+          </w:p>
+        </w:tc>
+      </w:tr>
+      <w:tr>
+        <w:tc>
+          <w:tcPr>
+            <w:tcW w:w="4981" w:type="dxa"/>
+          </w:tcPr>
+          <w:p>
+            <w:pPr>
+              <w:tabs>
+                <w:tab w:val="center" w:pos="2382"/>
+              </w:tabs>
+              <w:spacing w:line="360" w:lineRule="auto"/>
+              <w:jc w:val="both"/>
+            </w:pPr>
+            <w:r>
+              <w:t>Método pago</w:t>
+            </w:r>
+          </w:p>
+        </w:tc>
+        <w:tc>
+          <w:tcPr>
+            <w:tcW w:w="4981" w:type="dxa"/>
+          </w:tcPr>
+          <w:p>
+            <w:pPr>
+              <w:spacing w:line="360" w:lineRule="auto"/>
+              <w:jc w:val="both"/>
+            </w:pPr>
+            <w:r>
+              <w:t>Tipo de pago</w:t>
+            </w:r>
+          </w:p>
+        </w:tc>
+      </w:tr>
+      <w:tr>
+        <w:tc>
+          <w:tcPr>
+            <w:tcW w:w="4981" w:type="dxa"/>
+          </w:tcPr>
+          <w:p>
+            <w:pPr>
+              <w:tabs>
+                <w:tab w:val="center" w:pos="2382"/>
+              </w:tabs>
+              <w:spacing w:line="360" w:lineRule="auto"/>
+              <w:jc w:val="both"/>
+            </w:pPr>
+            <w:r>
+              <w:lastRenderedPageBreak/>
+              <w:t>Fecha factura</w:t>
+            </w:r>
+          </w:p>
+        </w:tc>
+        <w:tc>
+          <w:tcPr>
+            <w:tcW w:w="4981" w:type="dxa"/>
+          </w:tcPr>
+          <w:p>
+            <w:pPr>
+              <w:spacing w:line="360" w:lineRule="auto"/>
+              <w:jc w:val="both"/>
+            </w:pPr>
+            <w:r>
+              <w:t>Fecha de emisión</w:t>
+            </w:r>
+          </w:p>
+        </w:tc>
+      </w:tr>
+      <w:tr>
+        <w:tc>
+          <w:tcPr>
+            <w:tcW w:w="4981" w:type="dxa"/>
+          </w:tcPr>
+          <w:p>
+            <w:pPr>
+              <w:tabs>
+                <w:tab w:val="center" w:pos="2382"/>
+              </w:tabs>
+              <w:spacing w:line="360" w:lineRule="auto"/>
+              <w:jc w:val="both"/>
+            </w:pPr>
+            <w:r>
+              <w:t>Número factura</w:t>
+            </w:r>
+          </w:p>
+        </w:tc>
+        <w:tc>
+          <w:tcPr>
+            <w:tcW w:w="4981" w:type="dxa"/>
+          </w:tcPr>
+          <w:p>
+            <w:pPr>
+              <w:spacing w:line="360" w:lineRule="auto"/>
+              <w:jc w:val="both"/>
+            </w:pPr>
+            <w:r>
+              <w:t xml:space="preserve">Consecutivo automático </w:t>
+            </w:r>
+          </w:p>
+        </w:tc>
+      </w:tr>
+    </w:tbl>
+    <w:p>
+      <w:pPr>
+        <w:spacing w:line="360" w:lineRule="auto"/>
+        <w:jc w:val="both"/>
+      </w:pPr>
+      <w:r>
+        <w:t>Solicitado por: Empresa</w:t>
+      </w:r>
+    </w:p>
+    <w:p>
+      <w:pPr>
+        <w:spacing w:line="360" w:lineRule="auto"/>
+        <w:jc w:val="both"/>
+      </w:pPr>
+      <w:r>
+        <w:t>RF-006 Reportes</w:t>
+      </w:r>
+    </w:p>
+    <w:p>
+      <w:pPr>
+        <w:spacing w:line="360" w:lineRule="auto"/>
+        <w:jc w:val="both"/>
+      </w:pPr>
+      <w:r>
+        <w:t>Descripción: El sistema deberá generar reportes dinámicos con filtros</w:t>
+      </w:r>
+      <w:r>
+        <w:t xml:space="preserve"> de búsqueda</w:t>
+      </w:r>
+      <w:r>
+        <w:t xml:space="preserve"> y opción de exportación</w:t>
+      </w:r>
+      <w:r>
+        <w:t xml:space="preserve"> en formatos PDF y Excel. Los reportes permitirán consultar información administrativa y operativa del sistema.</w:t>
+      </w:r>
+      <w:r>
+        <w:t xml:space="preserve"> </w:t>
+      </w:r>
+    </w:p>
+    <w:p>
+      <w:pPr>
+        <w:spacing w:line="360" w:lineRule="auto"/>
+        <w:jc w:val="both"/>
+      </w:pPr>
+      <w:r>
+        <w:t>Reportes:</w:t>
+      </w:r>
+    </w:p>
+    <w:p>
+      <w:pPr>
+        <w:pStyle w:val="Prrafodelista"/>
+        <w:numPr>
+          <w:ilvl w:val="0"/>
+          <w:numId w:val="8"/>
+        </w:numPr>
+        <w:spacing w:line="360" w:lineRule="auto"/>
+        <w:jc w:val="both"/>
+      </w:pPr>
+      <w:r>
+        <w:t>Reporte de ventas</w:t>
+      </w:r>
+    </w:p>
+    <w:p>
+      <w:pPr>
+        <w:pStyle w:val="Prrafodelista"/>
+        <w:numPr>
+          <w:ilvl w:val="0"/>
+          <w:numId w:val="8"/>
+        </w:numPr>
+        <w:spacing w:line="360" w:lineRule="auto"/>
+        <w:jc w:val="both"/>
+      </w:pPr>
+      <w:r>
+        <w:t>Reporte de productos</w:t>
+      </w:r>
+    </w:p>
+    <w:p>
+      <w:pPr>
+        <w:pStyle w:val="Prrafodelista"/>
+        <w:numPr>
+          <w:ilvl w:val="0"/>
+          <w:numId w:val="8"/>
+        </w:numPr>
+        <w:spacing w:line="360" w:lineRule="auto"/>
+        <w:jc w:val="both"/>
+      </w:pPr>
+      <w:r>
+        <w:t>Reporte de clientes</w:t>
+      </w:r>
+    </w:p>
+    <w:p>
+      <w:pPr>
+        <w:pStyle w:val="Prrafodelista"/>
+        <w:numPr>
+          <w:ilvl w:val="0"/>
+          <w:numId w:val="8"/>
+        </w:numPr>
+        <w:spacing w:line="360" w:lineRule="auto"/>
+        <w:jc w:val="both"/>
+      </w:pPr>
+      <w:r>
+        <w:t>Reporte de movimientos</w:t>
+      </w:r>
+    </w:p>
+    <w:p>
+      <w:pPr>
+        <w:pStyle w:val="Prrafodelista"/>
+        <w:numPr>
+          <w:ilvl w:val="0"/>
+          <w:numId w:val="8"/>
+        </w:numPr>
+        <w:spacing w:line="360" w:lineRule="auto"/>
+        <w:jc w:val="both"/>
+      </w:pPr>
+      <w:r>
+        <w:t>Reporte de bitácoras</w:t>
+      </w:r>
+    </w:p>
+    <w:p>
+      <w:pPr>
+        <w:pStyle w:val="Prrafodelista"/>
+        <w:numPr>
+          <w:ilvl w:val="0"/>
+          <w:numId w:val="8"/>
+        </w:numPr>
+        <w:spacing w:line="360" w:lineRule="auto"/>
+        <w:jc w:val="both"/>
+      </w:pPr>
+      <w:r>
+        <w:t>Exportación PDF/ Excel</w:t>
+      </w:r>
+    </w:p>
+    <w:p>
+      <w:pPr>
+        <w:spacing w:line="360" w:lineRule="auto"/>
+        <w:jc w:val="both"/>
+      </w:pPr>
+      <w:r>
+        <w:t xml:space="preserve">Solicitado por: Empresa y </w:t>
+      </w:r>
+      <w:r>
+        <w:t>P</w:t>
+      </w:r>
+      <w:r>
+        <w:t>rof. Henry Picado Solano</w:t>
+      </w:r>
+    </w:p>
+    <w:p>
+      <w:pPr>
+        <w:spacing w:line="360" w:lineRule="auto"/>
+        <w:jc w:val="both"/>
+      </w:pPr>
+      <w:r>
+        <w:t>RF-007 Bitácora de Ingresos</w:t>
+      </w:r>
+    </w:p>
+    <w:p>
+      <w:pPr>
+        <w:spacing w:line="360" w:lineRule="auto"/>
+        <w:jc w:val="both"/>
+      </w:pPr>
+      <w:r>
+        <w:t>Descripción: registrar fecha y hora de ingreso y salida de usuarios al sistema.</w:t>
+      </w:r>
+      <w:r>
+        <w:br/>
+        <w:t>Solicitado por: Prof. Henry Picado Solano</w:t>
+      </w:r>
+    </w:p>
+    <w:p>
+      <w:pPr>
+        <w:spacing w:line="360" w:lineRule="auto"/>
+        <w:jc w:val="both"/>
+      </w:pPr>
+      <w:r>
+        <w:t>RF-008 Bitácora de Movimientos</w:t>
+      </w:r>
+    </w:p>
+    <w:p>
+      <w:pPr>
+        <w:spacing w:line="360" w:lineRule="auto"/>
+        <w:jc w:val="both"/>
+      </w:pPr>
+      <w:r>
+        <w:t>Descripción:</w:t>
+      </w:r>
+      <w:r>
+        <w:tab/>
+        <w:t>Registrar acciones realizadas por los usuarios dentro del sistema.</w:t>
+      </w:r>
+      <w:r>
+        <w:br/>
+        <w:t>Solicitado por: Prof. Henry Picado Solano.</w:t>
+      </w:r>
     </w:p>
     <w:p>
       <w:pPr>
@@ -1263,6 +3317,119 @@
     </w:lvl>
   </w:abstractNum>
   <w:abstractNum w:abstractNumId="1" w15:restartNumberingAfterBreak="0">
+    <w:nsid w:val="1E47506A"/>
+    <w:multiLevelType w:val="hybridMultilevel"/>
+    <w:tmpl w:val="8C9EFD78"/>
+    <w:lvl w:ilvl="0" w:tplc="140A0001">
+      <w:start w:val="1"/>
+      <w:numFmt w:val="bullet"/>
+      <w:lvlText w:val=""/>
+      <w:lvlJc w:val="left"/>
+      <w:pPr>
+        <w:ind w:left="720" w:hanging="360"/>
+      </w:pPr>
+      <w:rPr>
+        <w:rFonts w:ascii="Symbol" w:hAnsi="Symbol" w:hint="default"/>
+      </w:rPr>
+    </w:lvl>
+    <w:lvl w:ilvl="1" w:tplc="140A0003" w:tentative="1">
+      <w:start w:val="1"/>
+      <w:numFmt w:val="bullet"/>
+      <w:lvlText w:val="o"/>
+      <w:lvlJc w:val="left"/>
+      <w:pPr>
+        <w:ind w:left="1440" w:hanging="360"/>
+      </w:pPr>
+      <w:rPr>
+        <w:rFonts w:ascii="Courier New" w:hAnsi="Courier New" w:cs="Courier New" w:hint="default"/>
+      </w:rPr>
+    </w:lvl>
+    <w:lvl w:ilvl="2" w:tplc="140A0005" w:tentative="1">
+      <w:start w:val="1"/>
+      <w:numFmt w:val="bullet"/>
+      <w:lvlText w:val=""/>
+      <w:lvlJc w:val="left"/>
+      <w:pPr>
+        <w:ind w:left="2160" w:hanging="360"/>
+      </w:pPr>
+      <w:rPr>
+        <w:rFonts w:ascii="Wingdings" w:hAnsi="Wingdings" w:hint="default"/>
+      </w:rPr>
+    </w:lvl>
+    <w:lvl w:ilvl="3" w:tplc="140A0001" w:tentative="1">
+      <w:start w:val="1"/>
+      <w:numFmt w:val="bullet"/>
+      <w:lvlText w:val=""/>
+      <w:lvlJc w:val="left"/>
+      <w:pPr>
+        <w:ind w:left="2880" w:hanging="360"/>
+      </w:pPr>
+      <w:rPr>
+        <w:rFonts w:ascii="Symbol" w:hAnsi="Symbol" w:hint="default"/>
+      </w:rPr>
+    </w:lvl>
+    <w:lvl w:ilvl="4" w:tplc="140A0003" w:tentative="1">
+      <w:start w:val="1"/>
+      <w:numFmt w:val="bullet"/>
+      <w:lvlText w:val="o"/>
+      <w:lvlJc w:val="left"/>
+      <w:pPr>
+        <w:ind w:left="3600" w:hanging="360"/>
+      </w:pPr>
+      <w:rPr>
+        <w:rFonts w:ascii="Courier New" w:hAnsi="Courier New" w:cs="Courier New" w:hint="default"/>
+      </w:rPr>
+    </w:lvl>
+    <w:lvl w:ilvl="5" w:tplc="140A0005" w:tentative="1">
+      <w:start w:val="1"/>
+      <w:numFmt w:val="bullet"/>
+      <w:lvlText w:val=""/>
+      <w:lvlJc w:val="left"/>
+      <w:pPr>
+        <w:ind w:left="4320" w:hanging="360"/>
+      </w:pPr>
+      <w:rPr>
+        <w:rFonts w:ascii="Wingdings" w:hAnsi="Wingdings" w:hint="default"/>
+      </w:rPr>
+    </w:lvl>
+    <w:lvl w:ilvl="6" w:tplc="140A0001" w:tentative="1">
+      <w:start w:val="1"/>
+      <w:numFmt w:val="bullet"/>
+      <w:lvlText w:val=""/>
+      <w:lvlJc w:val="left"/>
+      <w:pPr>
+        <w:ind w:left="5040" w:hanging="360"/>
+      </w:pPr>
+      <w:rPr>
+        <w:rFonts w:ascii="Symbol" w:hAnsi="Symbol" w:hint="default"/>
+      </w:rPr>
+    </w:lvl>
+    <w:lvl w:ilvl="7" w:tplc="140A0003" w:tentative="1">
+      <w:start w:val="1"/>
+      <w:numFmt w:val="bullet"/>
+      <w:lvlText w:val="o"/>
+      <w:lvlJc w:val="left"/>
+      <w:pPr>
+        <w:ind w:left="5760" w:hanging="360"/>
+      </w:pPr>
+      <w:rPr>
+        <w:rFonts w:ascii="Courier New" w:hAnsi="Courier New" w:cs="Courier New" w:hint="default"/>
+      </w:rPr>
+    </w:lvl>
+    <w:lvl w:ilvl="8" w:tplc="140A0005" w:tentative="1">
+      <w:start w:val="1"/>
+      <w:numFmt w:val="bullet"/>
+      <w:lvlText w:val=""/>
+      <w:lvlJc w:val="left"/>
+      <w:pPr>
+        <w:ind w:left="6480" w:hanging="360"/>
+      </w:pPr>
+      <w:rPr>
+        <w:rFonts w:ascii="Wingdings" w:hAnsi="Wingdings" w:hint="default"/>
+      </w:rPr>
+    </w:lvl>
+  </w:abstractNum>
+  <w:abstractNum w:abstractNumId="2" w15:restartNumberingAfterBreak="0">
     <w:nsid w:val="263E5C1F"/>
     <w:multiLevelType w:val="multilevel"/>
     <w:tmpl w:val="056AF956"/>
@@ -1379,7 +3546,7 @@
       </w:rPr>
     </w:lvl>
   </w:abstractNum>
-  <w:abstractNum w:abstractNumId="2" w15:restartNumberingAfterBreak="0">
+  <w:abstractNum w:abstractNumId="3" w15:restartNumberingAfterBreak="0">
     <w:nsid w:val="2FC27089"/>
     <w:multiLevelType w:val="multilevel"/>
     <w:tmpl w:val="8F8EAB00"/>
@@ -1473,7 +3640,7 @@
       </w:pPr>
     </w:lvl>
   </w:abstractNum>
-  <w:abstractNum w:abstractNumId="3" w15:restartNumberingAfterBreak="0">
+  <w:abstractNum w:abstractNumId="4" w15:restartNumberingAfterBreak="0">
     <w:nsid w:val="30EA450D"/>
     <w:multiLevelType w:val="multilevel"/>
     <w:tmpl w:val="056AF956"/>
@@ -1590,7 +3757,7 @@
       </w:rPr>
     </w:lvl>
   </w:abstractNum>
-  <w:abstractNum w:abstractNumId="4" w15:restartNumberingAfterBreak="0">
+  <w:abstractNum w:abstractNumId="5" w15:restartNumberingAfterBreak="0">
     <w:nsid w:val="51AB4AF2"/>
     <w:multiLevelType w:val="multilevel"/>
     <w:tmpl w:val="B48863EE"/>
@@ -1707,7 +3874,7 @@
       </w:rPr>
     </w:lvl>
   </w:abstractNum>
-  <w:abstractNum w:abstractNumId="5" w15:restartNumberingAfterBreak="0">
+  <w:abstractNum w:abstractNumId="6" w15:restartNumberingAfterBreak="0">
     <w:nsid w:val="7A5139C2"/>
     <w:multiLevelType w:val="multilevel"/>
     <w:tmpl w:val="056AF956"/>
@@ -1824,7 +3991,7 @@
       </w:rPr>
     </w:lvl>
   </w:abstractNum>
-  <w:abstractNum w:abstractNumId="6" w15:restartNumberingAfterBreak="0">
+  <w:abstractNum w:abstractNumId="7" w15:restartNumberingAfterBreak="0">
     <w:nsid w:val="7E8D4AF5"/>
     <w:multiLevelType w:val="hybridMultilevel"/>
     <w:tmpl w:val="B84CB220"/>
@@ -1941,22 +4108,25 @@
     <w:abstractNumId w:val="0"/>
   </w:num>
   <w:num w:numId="2">
-    <w:abstractNumId w:val="1"/>
+    <w:abstractNumId w:val="2"/>
   </w:num>
   <w:num w:numId="3">
+    <w:abstractNumId w:val="6"/>
+  </w:num>
+  <w:num w:numId="4">
+    <w:abstractNumId w:val="4"/>
+  </w:num>
+  <w:num w:numId="5">
+    <w:abstractNumId w:val="3"/>
+  </w:num>
+  <w:num w:numId="6">
     <w:abstractNumId w:val="5"/>
   </w:num>
-  <w:num w:numId="4">
-    <w:abstractNumId w:val="3"/>
+  <w:num w:numId="7">
+    <w:abstractNumId w:val="7"/>
   </w:num>
-  <w:num w:numId="5">
-    <w:abstractNumId w:val="2"/>
-  </w:num>
-  <w:num w:numId="6">
-    <w:abstractNumId w:val="4"/>
-  </w:num>
-  <w:num w:numId="7">
-    <w:abstractNumId w:val="6"/>
+  <w:num w:numId="8">
+    <w:abstractNumId w:val="1"/>
   </w:num>
 </w:numbering>
 </file>
@@ -2442,6 +4612,331 @@
       <w:contextualSpacing/>
     </w:pPr>
   </w:style>
+  <w:style w:type="table" w:styleId="Tablaconcuadrcula">
+    <w:name w:val="Table Grid"/>
+    <w:basedOn w:val="Tablanormal"/>
+    <w:uiPriority w:val="39"/>
+    <w:rsid w:val="00F015BF"/>
+    <w:pPr>
+      <w:spacing w:after="0" w:line="240" w:lineRule="auto"/>
+    </w:pPr>
+    <w:tblPr>
+      <w:tblBorders>
+        <w:top w:val="single" w:sz="4" w:space="0" w:color="auto"/>
+        <w:left w:val="single" w:sz="4" w:space="0" w:color="auto"/>
+        <w:bottom w:val="single" w:sz="4" w:space="0" w:color="auto"/>
+        <w:right w:val="single" w:sz="4" w:space="0" w:color="auto"/>
+        <w:insideH w:val="single" w:sz="4" w:space="0" w:color="auto"/>
+        <w:insideV w:val="single" w:sz="4" w:space="0" w:color="auto"/>
+      </w:tblBorders>
+    </w:tblPr>
+  </w:style>
+  <w:style w:type="table" w:styleId="Tablaconcuadrcula1clara-nfasis1">
+    <w:name w:val="Grid Table 1 Light Accent 1"/>
+    <w:basedOn w:val="Tablanormal"/>
+    <w:uiPriority w:val="46"/>
+    <w:rsid w:val="00F015BF"/>
+    <w:pPr>
+      <w:spacing w:after="0" w:line="240" w:lineRule="auto"/>
+    </w:pPr>
+    <w:tblPr>
+      <w:tblStyleRowBandSize w:val="1"/>
+      <w:tblStyleColBandSize w:val="1"/>
+      <w:tblBorders>
+        <w:top w:val="single" w:sz="4" w:space="0" w:color="B4C6E7" w:themeColor="accent1" w:themeTint="66"/>
+        <w:left w:val="single" w:sz="4" w:space="0" w:color="B4C6E7" w:themeColor="accent1" w:themeTint="66"/>
+        <w:bottom w:val="single" w:sz="4" w:space="0" w:color="B4C6E7" w:themeColor="accent1" w:themeTint="66"/>
+        <w:right w:val="single" w:sz="4" w:space="0" w:color="B4C6E7" w:themeColor="accent1" w:themeTint="66"/>
+        <w:insideH w:val="single" w:sz="4" w:space="0" w:color="B4C6E7" w:themeColor="accent1" w:themeTint="66"/>
+        <w:insideV w:val="single" w:sz="4" w:space="0" w:color="B4C6E7" w:themeColor="accent1" w:themeTint="66"/>
+      </w:tblBorders>
+    </w:tblPr>
+    <w:tblStylePr w:type="firstRow">
+      <w:rPr>
+        <w:b/>
+        <w:bCs/>
+      </w:rPr>
+      <w:tblPr/>
+      <w:tcPr>
+        <w:tcBorders>
+          <w:bottom w:val="single" w:sz="12" w:space="0" w:color="8EAADB" w:themeColor="accent1" w:themeTint="99"/>
+        </w:tcBorders>
+      </w:tcPr>
+    </w:tblStylePr>
+    <w:tblStylePr w:type="lastRow">
+      <w:rPr>
+        <w:b/>
+        <w:bCs/>
+      </w:rPr>
+      <w:tblPr/>
+      <w:tcPr>
+        <w:tcBorders>
+          <w:top w:val="double" w:sz="2" w:space="0" w:color="8EAADB" w:themeColor="accent1" w:themeTint="99"/>
+        </w:tcBorders>
+      </w:tcPr>
+    </w:tblStylePr>
+    <w:tblStylePr w:type="firstCol">
+      <w:rPr>
+        <w:b/>
+        <w:bCs/>
+      </w:rPr>
+    </w:tblStylePr>
+    <w:tblStylePr w:type="lastCol">
+      <w:rPr>
+        <w:b/>
+        <w:bCs/>
+      </w:rPr>
+    </w:tblStylePr>
+  </w:style>
+  <w:style w:type="table" w:styleId="Tablanormal4">
+    <w:name w:val="Plain Table 4"/>
+    <w:basedOn w:val="Tablanormal"/>
+    <w:uiPriority w:val="44"/>
+    <w:rsid w:val="00FD4F52"/>
+    <w:pPr>
+      <w:spacing w:after="0" w:line="240" w:lineRule="auto"/>
+    </w:pPr>
+    <w:tblPr>
+      <w:tblStyleRowBandSize w:val="1"/>
+      <w:tblStyleColBandSize w:val="1"/>
+    </w:tblPr>
+    <w:tblStylePr w:type="firstRow">
+      <w:rPr>
+        <w:b/>
+        <w:bCs/>
+      </w:rPr>
+    </w:tblStylePr>
+    <w:tblStylePr w:type="lastRow">
+      <w:rPr>
+        <w:b/>
+        <w:bCs/>
+      </w:rPr>
+    </w:tblStylePr>
+    <w:tblStylePr w:type="firstCol">
+      <w:rPr>
+        <w:b/>
+        <w:bCs/>
+      </w:rPr>
+    </w:tblStylePr>
+    <w:tblStylePr w:type="lastCol">
+      <w:rPr>
+        <w:b/>
+        <w:bCs/>
+      </w:rPr>
+    </w:tblStylePr>
+    <w:tblStylePr w:type="band1Vert">
+      <w:tblPr/>
+      <w:tcPr>
+        <w:shd w:val="clear" w:color="auto" w:fill="F2F2F2" w:themeFill="background1" w:themeFillShade="F2"/>
+      </w:tcPr>
+    </w:tblStylePr>
+    <w:tblStylePr w:type="band1Horz">
+      <w:tblPr/>
+      <w:tcPr>
+        <w:shd w:val="clear" w:color="auto" w:fill="F2F2F2" w:themeFill="background1" w:themeFillShade="F2"/>
+      </w:tcPr>
+    </w:tblStylePr>
+  </w:style>
+  <w:style w:type="table" w:styleId="Tablaconcuadrcula1clara">
+    <w:name w:val="Grid Table 1 Light"/>
+    <w:basedOn w:val="Tablanormal"/>
+    <w:uiPriority w:val="46"/>
+    <w:rsid w:val="00FD4F52"/>
+    <w:pPr>
+      <w:spacing w:after="0" w:line="240" w:lineRule="auto"/>
+    </w:pPr>
+    <w:tblPr>
+      <w:tblStyleRowBandSize w:val="1"/>
+      <w:tblStyleColBandSize w:val="1"/>
+      <w:tblBorders>
+        <w:top w:val="single" w:sz="4" w:space="0" w:color="999999" w:themeColor="text1" w:themeTint="66"/>
+        <w:left w:val="single" w:sz="4" w:space="0" w:color="999999" w:themeColor="text1" w:themeTint="66"/>
+        <w:bottom w:val="single" w:sz="4" w:space="0" w:color="999999" w:themeColor="text1" w:themeTint="66"/>
+        <w:right w:val="single" w:sz="4" w:space="0" w:color="999999" w:themeColor="text1" w:themeTint="66"/>
+        <w:insideH w:val="single" w:sz="4" w:space="0" w:color="999999" w:themeColor="text1" w:themeTint="66"/>
+        <w:insideV w:val="single" w:sz="4" w:space="0" w:color="999999" w:themeColor="text1" w:themeTint="66"/>
+      </w:tblBorders>
+    </w:tblPr>
+    <w:tblStylePr w:type="firstRow">
+      <w:rPr>
+        <w:b/>
+        <w:bCs/>
+      </w:rPr>
+      <w:tblPr/>
+      <w:tcPr>
+        <w:tcBorders>
+          <w:bottom w:val="single" w:sz="12" w:space="0" w:color="666666" w:themeColor="text1" w:themeTint="99"/>
+        </w:tcBorders>
+      </w:tcPr>
+    </w:tblStylePr>
+    <w:tblStylePr w:type="lastRow">
+      <w:rPr>
+        <w:b/>
+        <w:bCs/>
+      </w:rPr>
+      <w:tblPr/>
+      <w:tcPr>
+        <w:tcBorders>
+          <w:top w:val="double" w:sz="2" w:space="0" w:color="666666" w:themeColor="text1" w:themeTint="99"/>
+        </w:tcBorders>
+      </w:tcPr>
+    </w:tblStylePr>
+    <w:tblStylePr w:type="firstCol">
+      <w:rPr>
+        <w:b/>
+        <w:bCs/>
+      </w:rPr>
+    </w:tblStylePr>
+    <w:tblStylePr w:type="lastCol">
+      <w:rPr>
+        <w:b/>
+        <w:bCs/>
+      </w:rPr>
+    </w:tblStylePr>
+  </w:style>
+  <w:style w:type="table" w:styleId="Tabladelista3">
+    <w:name w:val="List Table 3"/>
+    <w:basedOn w:val="Tablanormal"/>
+    <w:uiPriority w:val="48"/>
+    <w:rsid w:val="00FD4F52"/>
+    <w:pPr>
+      <w:spacing w:after="0" w:line="240" w:lineRule="auto"/>
+    </w:pPr>
+    <w:tblPr>
+      <w:tblStyleRowBandSize w:val="1"/>
+      <w:tblStyleColBandSize w:val="1"/>
+      <w:tblBorders>
+        <w:top w:val="single" w:sz="4" w:space="0" w:color="000000" w:themeColor="text1"/>
+        <w:left w:val="single" w:sz="4" w:space="0" w:color="000000" w:themeColor="text1"/>
+        <w:bottom w:val="single" w:sz="4" w:space="0" w:color="000000" w:themeColor="text1"/>
+        <w:right w:val="single" w:sz="4" w:space="0" w:color="000000" w:themeColor="text1"/>
+      </w:tblBorders>
+    </w:tblPr>
+    <w:tblStylePr w:type="firstRow">
+      <w:rPr>
+        <w:b/>
+        <w:bCs/>
+        <w:color w:val="FFFFFF" w:themeColor="background1"/>
+      </w:rPr>
+      <w:tblPr/>
+      <w:tcPr>
+        <w:shd w:val="clear" w:color="auto" w:fill="000000" w:themeFill="text1"/>
+      </w:tcPr>
+    </w:tblStylePr>
+    <w:tblStylePr w:type="lastRow">
+      <w:rPr>
+        <w:b/>
+        <w:bCs/>
+      </w:rPr>
+      <w:tblPr/>
+      <w:tcPr>
+        <w:tcBorders>
+          <w:top w:val="double" w:sz="4" w:space="0" w:color="000000" w:themeColor="text1"/>
+        </w:tcBorders>
+        <w:shd w:val="clear" w:color="auto" w:fill="FFFFFF" w:themeFill="background1"/>
+      </w:tcPr>
+    </w:tblStylePr>
+    <w:tblStylePr w:type="firstCol">
+      <w:rPr>
+        <w:b/>
+        <w:bCs/>
+      </w:rPr>
+      <w:tblPr/>
+      <w:tcPr>
+        <w:tcBorders>
+          <w:right w:val="nil"/>
+        </w:tcBorders>
+        <w:shd w:val="clear" w:color="auto" w:fill="FFFFFF" w:themeFill="background1"/>
+      </w:tcPr>
+    </w:tblStylePr>
+    <w:tblStylePr w:type="lastCol">
+      <w:rPr>
+        <w:b/>
+        <w:bCs/>
+      </w:rPr>
+      <w:tblPr/>
+      <w:tcPr>
+        <w:tcBorders>
+          <w:left w:val="nil"/>
+        </w:tcBorders>
+        <w:shd w:val="clear" w:color="auto" w:fill="FFFFFF" w:themeFill="background1"/>
+      </w:tcPr>
+    </w:tblStylePr>
+    <w:tblStylePr w:type="band1Vert">
+      <w:tblPr/>
+      <w:tcPr>
+        <w:tcBorders>
+          <w:left w:val="single" w:sz="4" w:space="0" w:color="000000" w:themeColor="text1"/>
+          <w:right w:val="single" w:sz="4" w:space="0" w:color="000000" w:themeColor="text1"/>
+        </w:tcBorders>
+      </w:tcPr>
+    </w:tblStylePr>
+    <w:tblStylePr w:type="band1Horz">
+      <w:tblPr/>
+      <w:tcPr>
+        <w:tcBorders>
+          <w:top w:val="single" w:sz="4" w:space="0" w:color="000000" w:themeColor="text1"/>
+          <w:bottom w:val="single" w:sz="4" w:space="0" w:color="000000" w:themeColor="text1"/>
+          <w:insideH w:val="nil"/>
+        </w:tcBorders>
+      </w:tcPr>
+    </w:tblStylePr>
+    <w:tblStylePr w:type="neCell">
+      <w:tblPr/>
+      <w:tcPr>
+        <w:tcBorders>
+          <w:left w:val="nil"/>
+          <w:bottom w:val="nil"/>
+        </w:tcBorders>
+      </w:tcPr>
+    </w:tblStylePr>
+    <w:tblStylePr w:type="nwCell">
+      <w:tblPr/>
+      <w:tcPr>
+        <w:tcBorders>
+          <w:bottom w:val="nil"/>
+          <w:right w:val="nil"/>
+        </w:tcBorders>
+      </w:tcPr>
+    </w:tblStylePr>
+    <w:tblStylePr w:type="seCell">
+      <w:tblPr/>
+      <w:tcPr>
+        <w:tcBorders>
+          <w:top w:val="double" w:sz="4" w:space="0" w:color="000000" w:themeColor="text1"/>
+          <w:left w:val="nil"/>
+        </w:tcBorders>
+      </w:tcPr>
+    </w:tblStylePr>
+    <w:tblStylePr w:type="swCell">
+      <w:tblPr/>
+      <w:tcPr>
+        <w:tcBorders>
+          <w:top w:val="double" w:sz="4" w:space="0" w:color="000000" w:themeColor="text1"/>
+          <w:right w:val="nil"/>
+        </w:tcBorders>
+      </w:tcPr>
+    </w:tblStylePr>
+  </w:style>
+  <w:style w:type="table" w:styleId="Tablaconcuadrculaclara">
+    <w:name w:val="Grid Table Light"/>
+    <w:basedOn w:val="Tablanormal"/>
+    <w:uiPriority w:val="40"/>
+    <w:rsid w:val="00FD4F52"/>
+    <w:pPr>
+      <w:spacing w:after="0" w:line="240" w:lineRule="auto"/>
+    </w:pPr>
+    <w:tblPr>
+      <w:tblBorders>
+        <w:top w:val="single" w:sz="4" w:space="0" w:color="BFBFBF" w:themeColor="background1" w:themeShade="BF"/>
+        <w:left w:val="single" w:sz="4" w:space="0" w:color="BFBFBF" w:themeColor="background1" w:themeShade="BF"/>
+        <w:bottom w:val="single" w:sz="4" w:space="0" w:color="BFBFBF" w:themeColor="background1" w:themeShade="BF"/>
+        <w:right w:val="single" w:sz="4" w:space="0" w:color="BFBFBF" w:themeColor="background1" w:themeShade="BF"/>
+        <w:insideH w:val="single" w:sz="4" w:space="0" w:color="BFBFBF" w:themeColor="background1" w:themeShade="BF"/>
+        <w:insideV w:val="single" w:sz="4" w:space="0" w:color="BFBFBF" w:themeColor="background1" w:themeShade="BF"/>
+      </w:tblBorders>
+    </w:tblPr>
+  </w:style>
 </w:styles>
 </file>
 
